--- a/4to Año/Comunicaciones II/TP1.docx
+++ b/4to Año/Comunicaciones II/TP1.docx
@@ -1023,35 +1023,129 @@
     <w:p>
       <w:pPr>
         <w:pStyle w:val="Textoindependiente"/>
+        <w:widowControl/>
         <w:numPr>
           <w:ilvl w:val="0"/>
           <w:numId w:val="2"/>
         </w:numPr>
-        <w:spacing w:before="80"/>
+        <w:autoSpaceDE/>
+        <w:autoSpaceDN/>
+        <w:spacing w:before="100" w:beforeAutospacing="1" w:after="100" w:afterAutospacing="1"/>
         <w:ind w:right="589"/>
         <w:jc w:val="both"/>
-      </w:pPr>
-      <w:proofErr w:type="spellStart"/>
-      <w:r>
+        <w:outlineLvl w:val="2"/>
+        <w:rPr>
+          <w:b/>
+          <w:bCs/>
+          <w:color w:val="000000" w:themeColor="text1"/>
+          <w:sz w:val="27"/>
+          <w:szCs w:val="27"/>
+          <w:lang w:val="es-AR"/>
+        </w:rPr>
+      </w:pPr>
+      <w:proofErr w:type="spellStart"/>
+      <w:r>
+        <w:rPr>
+          <w:color w:val="000000" w:themeColor="text1"/>
+        </w:rPr>
         <w:t>PoD</w:t>
       </w:r>
       <w:proofErr w:type="spellEnd"/>
       <w:r>
+        <w:rPr>
+          <w:color w:val="000000" w:themeColor="text1"/>
+        </w:rPr>
         <w:t>:</w:t>
       </w:r>
       <w:r>
-        <w:t xml:space="preserve"> </w:t>
-      </w:r>
-      <w:r>
-        <w:t>Un punto de distribución se utiliza generalmente para referirse a un nodo dentro de una red, como una empresa o un centro de datos, cuyo propósito es distribuir contenido, actualizaciones o software a otros dispositivos o ubicaciones dentro de la misma organización. Su función es optimizar el tráfico interno y reducir la carga de los servidores centrales al almacenar y entregar datos de manera local.</w:t>
-      </w:r>
-    </w:p>
-    <w:p>
-      <w:pPr>
+        <w:rPr>
+          <w:color w:val="000000" w:themeColor="text1"/>
+        </w:rPr>
+        <w:t xml:space="preserve"> </w:t>
+      </w:r>
+      <w:r>
+        <w:rPr>
+          <w:color w:val="000000" w:themeColor="text1"/>
+        </w:rPr>
+        <w:t xml:space="preserve">un </w:t>
+      </w:r>
+      <w:proofErr w:type="spellStart"/>
+      <w:r>
+        <w:rPr>
+          <w:rStyle w:val="Textoennegrita"/>
+          <w:color w:val="000000" w:themeColor="text1"/>
+        </w:rPr>
+        <w:t>PoD</w:t>
+      </w:r>
+      <w:proofErr w:type="spellEnd"/>
+      <w:r>
+        <w:rPr>
+          <w:rStyle w:val="Textoennegrita"/>
+          <w:color w:val="000000" w:themeColor="text1"/>
+        </w:rPr>
+        <w:t xml:space="preserve"> (Point </w:t>
+      </w:r>
+      <w:proofErr w:type="spellStart"/>
+      <w:r>
+        <w:rPr>
+          <w:rStyle w:val="Textoennegrita"/>
+          <w:color w:val="000000" w:themeColor="text1"/>
+        </w:rPr>
+        <w:t>of</w:t>
+      </w:r>
+      <w:proofErr w:type="spellEnd"/>
+      <w:r>
+        <w:rPr>
+          <w:rStyle w:val="Textoennegrita"/>
+          <w:color w:val="000000" w:themeColor="text1"/>
+        </w:rPr>
+        <w:t xml:space="preserve"> </w:t>
+      </w:r>
+      <w:proofErr w:type="spellStart"/>
+      <w:r>
+        <w:rPr>
+          <w:rStyle w:val="Textoennegrita"/>
+          <w:color w:val="000000" w:themeColor="text1"/>
+        </w:rPr>
+        <w:t>Delivery</w:t>
+      </w:r>
+      <w:proofErr w:type="spellEnd"/>
+      <w:r>
+        <w:rPr>
+          <w:rStyle w:val="Textoennegrita"/>
+          <w:color w:val="000000" w:themeColor="text1"/>
+        </w:rPr>
+        <w:t>)</w:t>
+      </w:r>
+      <w:r>
+        <w:rPr>
+          <w:color w:val="000000" w:themeColor="text1"/>
+        </w:rPr>
+        <w:t xml:space="preserve"> es una unidad modular dentro de un centro de datos, que integra servidores, almacenamiento y red interna para entregar servicios de manera escalable y replicable, muy utilizado en entornos de virtualización y </w:t>
+      </w:r>
+      <w:proofErr w:type="spellStart"/>
+      <w:r>
+        <w:rPr>
+          <w:color w:val="000000" w:themeColor="text1"/>
+        </w:rPr>
+        <w:t>cloud</w:t>
+      </w:r>
+      <w:proofErr w:type="spellEnd"/>
+      <w:r>
+        <w:rPr>
+          <w:color w:val="000000" w:themeColor="text1"/>
+        </w:rPr>
+        <w:t>.</w:t>
+      </w:r>
+    </w:p>
+    <w:p>
+      <w:pPr>
+        <w:pStyle w:val="Textoindependiente"/>
         <w:widowControl/>
         <w:autoSpaceDE/>
         <w:autoSpaceDN/>
         <w:spacing w:before="100" w:beforeAutospacing="1" w:after="100" w:afterAutospacing="1"/>
+        <w:ind w:right="589"/>
         <w:jc w:val="both"/>
         <w:outlineLvl w:val="2"/>
         <w:rPr>
@@ -1101,290 +1195,254 @@
     </w:p>
     <w:p>
       <w:pPr>
-        <w:widowControl/>
-        <w:autoSpaceDE/>
-        <w:autoSpaceDN/>
-        <w:spacing w:before="100" w:beforeAutospacing="1" w:after="100" w:afterAutospacing="1"/>
-        <w:jc w:val="both"/>
-        <w:rPr>
-          <w:color w:val="FF0000"/>
-          <w:sz w:val="24"/>
-          <w:szCs w:val="24"/>
-          <w:lang w:val="es-AR"/>
-        </w:rPr>
-      </w:pPr>
-      <w:r>
-        <w:rPr>
-          <w:color w:val="FF0000"/>
-          <w:sz w:val="24"/>
-          <w:szCs w:val="24"/>
-          <w:lang w:val="es-AR"/>
-        </w:rPr>
-        <w:t>Aunque ambos son nodos en una red, su escala y función son distintas:</w:t>
-      </w:r>
-    </w:p>
-    <w:p>
-      <w:pPr>
-        <w:widowControl/>
-        <w:numPr>
-          <w:ilvl w:val="0"/>
-          <w:numId w:val="5"/>
-        </w:numPr>
-        <w:autoSpaceDE/>
-        <w:autoSpaceDN/>
-        <w:spacing w:before="100" w:beforeAutospacing="1" w:after="100" w:afterAutospacing="1"/>
-        <w:jc w:val="both"/>
-        <w:rPr>
-          <w:color w:val="FF0000"/>
-          <w:sz w:val="24"/>
-          <w:szCs w:val="24"/>
-          <w:lang w:val="es-AR"/>
-        </w:rPr>
-      </w:pPr>
-      <w:r>
-        <w:rPr>
-          <w:b/>
-          <w:bCs/>
-          <w:color w:val="FF0000"/>
-          <w:sz w:val="24"/>
-          <w:szCs w:val="24"/>
-          <w:lang w:val="es-AR"/>
-        </w:rPr>
-        <w:t>Punto de Presencia (</w:t>
-      </w:r>
-      <w:proofErr w:type="spellStart"/>
-      <w:r>
-        <w:rPr>
-          <w:b/>
-          <w:bCs/>
-          <w:color w:val="FF0000"/>
-          <w:sz w:val="24"/>
-          <w:szCs w:val="24"/>
-          <w:lang w:val="es-AR"/>
-        </w:rPr>
-        <w:t>PoP</w:t>
-      </w:r>
-      <w:proofErr w:type="spellEnd"/>
-      <w:r>
-        <w:rPr>
-          <w:b/>
-          <w:bCs/>
-          <w:color w:val="FF0000"/>
-          <w:sz w:val="24"/>
-          <w:szCs w:val="24"/>
-          <w:lang w:val="es-AR"/>
-        </w:rPr>
-        <w:t>):</w:t>
-      </w:r>
-      <w:r>
-        <w:rPr>
-          <w:color w:val="FF0000"/>
-          <w:sz w:val="24"/>
-          <w:szCs w:val="24"/>
-          <w:lang w:val="es-AR"/>
-        </w:rPr>
-        <w:t xml:space="preserve"> Es un punto de conexión crítico y público para un </w:t>
-      </w:r>
-      <w:r>
-        <w:rPr>
-          <w:b/>
-          <w:bCs/>
-          <w:color w:val="FF0000"/>
-          <w:sz w:val="24"/>
-          <w:szCs w:val="24"/>
-          <w:lang w:val="es-AR"/>
-        </w:rPr>
-        <w:t>proveedor de servicios</w:t>
-      </w:r>
-      <w:r>
-        <w:rPr>
-          <w:color w:val="FF0000"/>
-          <w:sz w:val="24"/>
-          <w:szCs w:val="24"/>
-          <w:lang w:val="es-AR"/>
-        </w:rPr>
-        <w:t xml:space="preserve"> (como un ISP o un </w:t>
-      </w:r>
-      <w:proofErr w:type="spellStart"/>
-      <w:r>
-        <w:rPr>
-          <w:color w:val="FF0000"/>
-          <w:sz w:val="24"/>
-          <w:szCs w:val="24"/>
-          <w:lang w:val="es-AR"/>
-        </w:rPr>
-        <w:t>carrier</w:t>
-      </w:r>
-      <w:proofErr w:type="spellEnd"/>
-      <w:r>
-        <w:rPr>
-          <w:color w:val="FF0000"/>
-          <w:sz w:val="24"/>
-          <w:szCs w:val="24"/>
-          <w:lang w:val="es-AR"/>
-        </w:rPr>
-        <w:t>). Es la "puerta de entrada" que conecta la red del proveedor con la de otros proveedores o con los usuarios finales en una región geográfica específica.</w:t>
-      </w:r>
-    </w:p>
-    <w:p>
-      <w:pPr>
-        <w:widowControl/>
-        <w:numPr>
-          <w:ilvl w:val="0"/>
-          <w:numId w:val="5"/>
-        </w:numPr>
-        <w:autoSpaceDE/>
-        <w:autoSpaceDN/>
-        <w:spacing w:before="100" w:beforeAutospacing="1" w:after="100" w:afterAutospacing="1"/>
-        <w:jc w:val="both"/>
-        <w:rPr>
-          <w:color w:val="FF0000"/>
-          <w:sz w:val="24"/>
-          <w:szCs w:val="24"/>
-          <w:lang w:val="es-AR"/>
-        </w:rPr>
-      </w:pPr>
-      <w:r>
-        <w:rPr>
-          <w:b/>
-          <w:bCs/>
-          <w:color w:val="FF0000"/>
-          <w:sz w:val="24"/>
-          <w:szCs w:val="24"/>
-          <w:lang w:val="es-AR"/>
-        </w:rPr>
-        <w:lastRenderedPageBreak/>
-        <w:t>Punto de Distribución (</w:t>
-      </w:r>
-      <w:proofErr w:type="spellStart"/>
-      <w:r>
-        <w:rPr>
-          <w:b/>
-          <w:bCs/>
-          <w:color w:val="FF0000"/>
-          <w:sz w:val="24"/>
-          <w:szCs w:val="24"/>
-          <w:lang w:val="es-AR"/>
-        </w:rPr>
-        <w:t>PoD</w:t>
-      </w:r>
-      <w:proofErr w:type="spellEnd"/>
-      <w:r>
-        <w:rPr>
-          <w:b/>
-          <w:bCs/>
-          <w:color w:val="FF0000"/>
-          <w:sz w:val="24"/>
-          <w:szCs w:val="24"/>
-          <w:lang w:val="es-AR"/>
-        </w:rPr>
-        <w:t>):</w:t>
-      </w:r>
-      <w:r>
-        <w:rPr>
-          <w:color w:val="FF0000"/>
-          <w:sz w:val="24"/>
-          <w:szCs w:val="24"/>
-          <w:lang w:val="es-AR"/>
-        </w:rPr>
-        <w:t xml:space="preserve"> Es un nodo </w:t>
-      </w:r>
-      <w:r>
-        <w:rPr>
-          <w:b/>
-          <w:bCs/>
-          <w:color w:val="FF0000"/>
-          <w:sz w:val="24"/>
-          <w:szCs w:val="24"/>
-          <w:lang w:val="es-AR"/>
-        </w:rPr>
-        <w:t>interno y privado</w:t>
-      </w:r>
-      <w:r>
-        <w:rPr>
-          <w:color w:val="FF0000"/>
-          <w:sz w:val="24"/>
-          <w:szCs w:val="24"/>
-          <w:lang w:val="es-AR"/>
-        </w:rPr>
-        <w:t xml:space="preserve"> dentro de la red de una organización, que se encarga de la distribución de datos a nivel local para mejorar el rendimiento de la red interna de la empresa.</w:t>
-      </w:r>
-    </w:p>
-    <w:p>
-      <w:pPr>
-        <w:widowControl/>
-        <w:autoSpaceDE/>
-        <w:autoSpaceDN/>
-        <w:spacing w:before="100" w:beforeAutospacing="1" w:after="100" w:afterAutospacing="1"/>
-        <w:jc w:val="both"/>
-        <w:rPr>
-          <w:color w:val="FF0000"/>
-          <w:sz w:val="24"/>
-          <w:szCs w:val="24"/>
-          <w:lang w:val="es-AR"/>
-        </w:rPr>
-      </w:pPr>
-      <w:r>
-        <w:rPr>
-          <w:color w:val="FF0000"/>
-          <w:sz w:val="24"/>
-          <w:szCs w:val="24"/>
-          <w:lang w:val="es-AR"/>
-        </w:rPr>
-        <w:t xml:space="preserve">En resumen, mientras que un </w:t>
-      </w:r>
-      <w:proofErr w:type="spellStart"/>
-      <w:r>
-        <w:rPr>
-          <w:b/>
-          <w:bCs/>
-          <w:color w:val="FF0000"/>
-          <w:sz w:val="24"/>
-          <w:szCs w:val="24"/>
-          <w:lang w:val="es-AR"/>
-        </w:rPr>
-        <w:t>PoP</w:t>
-      </w:r>
-      <w:proofErr w:type="spellEnd"/>
-      <w:r>
-        <w:rPr>
-          <w:color w:val="FF0000"/>
-          <w:sz w:val="24"/>
-          <w:szCs w:val="24"/>
-          <w:lang w:val="es-AR"/>
-        </w:rPr>
-        <w:t xml:space="preserve"> es un nodo de interconexión entre redes a gran escala, un </w:t>
-      </w:r>
-      <w:r>
-        <w:rPr>
-          <w:b/>
-          <w:bCs/>
-          <w:color w:val="FF0000"/>
-          <w:sz w:val="24"/>
-          <w:szCs w:val="24"/>
-          <w:lang w:val="es-AR"/>
-        </w:rPr>
-        <w:t>punto de distribución</w:t>
-      </w:r>
-      <w:r>
-        <w:rPr>
-          <w:color w:val="FF0000"/>
-          <w:sz w:val="24"/>
-          <w:szCs w:val="24"/>
-          <w:lang w:val="es-AR"/>
-        </w:rPr>
-        <w:t xml:space="preserve"> es un nodo para la distribución interna de datos dentro de una red privada.</w:t>
-      </w:r>
-    </w:p>
-    <w:p>
-      <w:pPr>
         <w:pStyle w:val="Textoindependiente"/>
         <w:spacing w:before="80"/>
-        <w:ind w:left="1573" w:right="589"/>
-        <w:rPr>
-          <w:lang w:val="es-AR"/>
-        </w:rPr>
-      </w:pPr>
+        <w:ind w:right="589"/>
+        <w:jc w:val="both"/>
+        <w:rPr>
+          <w:color w:val="FF0000"/>
+        </w:rPr>
+      </w:pPr>
+      <w:r>
+        <w:rPr>
+          <w:color w:val="FF0000"/>
+        </w:rPr>
+        <w:t>U</w:t>
+      </w:r>
+      <w:r>
+        <w:rPr>
+          <w:color w:val="FF0000"/>
+        </w:rPr>
+        <w:t xml:space="preserve">n </w:t>
+      </w:r>
+      <w:proofErr w:type="spellStart"/>
+      <w:r>
+        <w:rPr>
+          <w:rStyle w:val="Textoennegrita"/>
+          <w:color w:val="FF0000"/>
+        </w:rPr>
+        <w:t>PoP</w:t>
+      </w:r>
+      <w:proofErr w:type="spellEnd"/>
+      <w:r>
+        <w:rPr>
+          <w:rStyle w:val="Textoennegrita"/>
+          <w:color w:val="FF0000"/>
+        </w:rPr>
+        <w:t xml:space="preserve"> (Point </w:t>
+      </w:r>
+      <w:proofErr w:type="spellStart"/>
+      <w:r>
+        <w:rPr>
+          <w:rStyle w:val="Textoennegrita"/>
+          <w:color w:val="FF0000"/>
+        </w:rPr>
+        <w:t>of</w:t>
+      </w:r>
+      <w:proofErr w:type="spellEnd"/>
+      <w:r>
+        <w:rPr>
+          <w:rStyle w:val="Textoennegrita"/>
+          <w:color w:val="FF0000"/>
+        </w:rPr>
+        <w:t xml:space="preserve"> </w:t>
+      </w:r>
+      <w:proofErr w:type="spellStart"/>
+      <w:r>
+        <w:rPr>
+          <w:rStyle w:val="Textoennegrita"/>
+          <w:color w:val="FF0000"/>
+        </w:rPr>
+        <w:t>Presence</w:t>
+      </w:r>
+      <w:proofErr w:type="spellEnd"/>
+      <w:r>
+        <w:rPr>
+          <w:rStyle w:val="Textoennegrita"/>
+          <w:color w:val="FF0000"/>
+        </w:rPr>
+        <w:t>)</w:t>
+      </w:r>
+      <w:r>
+        <w:rPr>
+          <w:color w:val="FF0000"/>
+        </w:rPr>
+        <w:t xml:space="preserve"> es un punto físico donde un proveedor de servicios despliega infraestructura (como </w:t>
+      </w:r>
+      <w:proofErr w:type="spellStart"/>
+      <w:r>
+        <w:rPr>
+          <w:color w:val="FF0000"/>
+        </w:rPr>
+        <w:t>routers</w:t>
+      </w:r>
+      <w:proofErr w:type="spellEnd"/>
+      <w:r>
+        <w:rPr>
+          <w:color w:val="FF0000"/>
+        </w:rPr>
+        <w:t xml:space="preserve">, switches y enlaces troncales) para dar acceso a clientes o a otras redes a su </w:t>
+      </w:r>
+      <w:proofErr w:type="spellStart"/>
+      <w:r>
+        <w:rPr>
+          <w:color w:val="FF0000"/>
+        </w:rPr>
+        <w:t>backbone</w:t>
+      </w:r>
+      <w:proofErr w:type="spellEnd"/>
+      <w:r>
+        <w:rPr>
+          <w:color w:val="FF0000"/>
+        </w:rPr>
+        <w:t xml:space="preserve">, funcionando como punto de entrada y salida de la red. </w:t>
+      </w:r>
+    </w:p>
+    <w:p>
+      <w:pPr>
+        <w:pStyle w:val="Textoindependiente"/>
+        <w:spacing w:before="80"/>
+        <w:ind w:right="589"/>
+        <w:jc w:val="both"/>
+        <w:rPr>
+          <w:color w:val="FF0000"/>
+          <w:lang w:val="es-AR"/>
+        </w:rPr>
+      </w:pPr>
+      <w:r>
+        <w:rPr>
+          <w:color w:val="FF0000"/>
+        </w:rPr>
+        <w:t>U</w:t>
+      </w:r>
+      <w:r>
+        <w:rPr>
+          <w:color w:val="FF0000"/>
+        </w:rPr>
+        <w:t xml:space="preserve">n </w:t>
+      </w:r>
+      <w:proofErr w:type="spellStart"/>
+      <w:r>
+        <w:rPr>
+          <w:rStyle w:val="Textoennegrita"/>
+          <w:color w:val="FF0000"/>
+        </w:rPr>
+        <w:t>PoD</w:t>
+      </w:r>
+      <w:proofErr w:type="spellEnd"/>
+      <w:r>
+        <w:rPr>
+          <w:rStyle w:val="Textoennegrita"/>
+          <w:color w:val="FF0000"/>
+        </w:rPr>
+        <w:t xml:space="preserve"> (Point </w:t>
+      </w:r>
+      <w:proofErr w:type="spellStart"/>
+      <w:r>
+        <w:rPr>
+          <w:rStyle w:val="Textoennegrita"/>
+          <w:color w:val="FF0000"/>
+        </w:rPr>
+        <w:t>of</w:t>
+      </w:r>
+      <w:proofErr w:type="spellEnd"/>
+      <w:r>
+        <w:rPr>
+          <w:rStyle w:val="Textoennegrita"/>
+          <w:color w:val="FF0000"/>
+        </w:rPr>
+        <w:t xml:space="preserve"> </w:t>
+      </w:r>
+      <w:proofErr w:type="spellStart"/>
+      <w:r>
+        <w:rPr>
+          <w:rStyle w:val="Textoennegrita"/>
+          <w:color w:val="FF0000"/>
+        </w:rPr>
+        <w:t>Delivery</w:t>
+      </w:r>
+      <w:proofErr w:type="spellEnd"/>
+      <w:r>
+        <w:rPr>
+          <w:rStyle w:val="Textoennegrita"/>
+          <w:color w:val="FF0000"/>
+        </w:rPr>
+        <w:t>)</w:t>
+      </w:r>
+      <w:r>
+        <w:rPr>
+          <w:color w:val="FF0000"/>
+        </w:rPr>
+        <w:t xml:space="preserve"> es una unidad modular dentro de un centro de datos, que integra servidores, almacenamiento y red interna para entregar servicios de manera escalable y replicable, muy utilizado en entornos de virtualización y </w:t>
+      </w:r>
+      <w:proofErr w:type="spellStart"/>
+      <w:r>
+        <w:rPr>
+          <w:color w:val="FF0000"/>
+        </w:rPr>
+        <w:t>cloud</w:t>
+      </w:r>
+      <w:proofErr w:type="spellEnd"/>
+      <w:r>
+        <w:rPr>
+          <w:color w:val="FF0000"/>
+        </w:rPr>
+        <w:t xml:space="preserve">. La diferencia principal es que el </w:t>
+      </w:r>
+      <w:proofErr w:type="spellStart"/>
+      <w:r>
+        <w:rPr>
+          <w:color w:val="FF0000"/>
+        </w:rPr>
+        <w:t>PoP</w:t>
+      </w:r>
+      <w:proofErr w:type="spellEnd"/>
+      <w:r>
+        <w:rPr>
+          <w:color w:val="FF0000"/>
+        </w:rPr>
+        <w:t xml:space="preserve"> se centra en la </w:t>
+      </w:r>
+      <w:r>
+        <w:rPr>
+          <w:rStyle w:val="Textoennegrita"/>
+          <w:color w:val="FF0000"/>
+        </w:rPr>
+        <w:t>conectividad externa a la WAN</w:t>
+      </w:r>
+      <w:r>
+        <w:rPr>
+          <w:color w:val="FF0000"/>
+        </w:rPr>
+        <w:t xml:space="preserve">, mientras que el </w:t>
+      </w:r>
+      <w:proofErr w:type="spellStart"/>
+      <w:r>
+        <w:rPr>
+          <w:color w:val="FF0000"/>
+        </w:rPr>
+        <w:t>PoD</w:t>
+      </w:r>
+      <w:proofErr w:type="spellEnd"/>
+      <w:r>
+        <w:rPr>
+          <w:color w:val="FF0000"/>
+        </w:rPr>
+        <w:t xml:space="preserve"> se centra en la </w:t>
+      </w:r>
+      <w:r>
+        <w:rPr>
+          <w:rStyle w:val="Textoennegrita"/>
+          <w:color w:val="FF0000"/>
+        </w:rPr>
+        <w:t>entrega interna de servicios e infraestructura</w:t>
+      </w:r>
+      <w:r>
+        <w:rPr>
+          <w:color w:val="FF0000"/>
+        </w:rPr>
+        <w:t xml:space="preserve"> dentro de la red del proveedor.</w:t>
+      </w:r>
     </w:p>
     <w:p>
       <w:pPr>
@@ -1398,6 +1456,7 @@
         <w:jc w:val="both"/>
       </w:pPr>
       <w:r>
+        <w:lastRenderedPageBreak/>
         <w:t>CDN</w:t>
       </w:r>
       <w:r>
@@ -1745,7 +1804,6 @@
         <w:jc w:val="both"/>
       </w:pPr>
       <w:r>
-        <w:lastRenderedPageBreak/>
         <w:t>IXP</w:t>
       </w:r>
       <w:r>
@@ -1809,6 +1867,7 @@
         <w:jc w:val="both"/>
       </w:pPr>
       <w:r>
+        <w:lastRenderedPageBreak/>
         <w:t>Nube</w:t>
       </w:r>
       <w:r>
@@ -1991,11 +2050,7 @@
         <w:t>:</w:t>
       </w:r>
       <w:r>
-        <w:t xml:space="preserve"> La tecnología del modo de transferencia asíncrona (ATM) puede </w:t>
-      </w:r>
-      <w:r>
-        <w:lastRenderedPageBreak/>
-        <w:t>transferir voz, video y datos a través de redes privadas y públicas. Se construye sobre una arquitectura basada en celdas.</w:t>
+        <w:t xml:space="preserve"> La tecnología del modo de transferencia asíncrona (ATM) puede transferir voz, video y datos a través de redes privadas y públicas. Se construye sobre una arquitectura basada en celdas.</w:t>
       </w:r>
       <w:r>
         <w:t xml:space="preserve"> Las celdas ATM tienen siempre una longitud fija de 53 bytes. La celda ATM contiene un encabezado ATM de 5 bytes, seguido de 48 bytes de contenido ATM. Las celdas pequeñas y de longitud fija son adecuadas para transportar tráfico de voz y video, debido a que este tipo de tráfico no admite retrasos.</w:t>
@@ -2009,7 +2064,17 @@
         <w:jc w:val="both"/>
       </w:pPr>
       <w:r>
-        <w:t>Estas celdas se conmutan a alta velocidad a través de la red hasta su destino, donde se reensamblan para recrear los datos originales. TM es una tecnología orientada a la conexión. Esto significa que antes de que los datos puedan ser transferidos, se debe establecer un camino o "circuito virtual" entre el origen y el destino.</w:t>
+        <w:t xml:space="preserve">Estas celdas se conmutan a alta velocidad a través de la red hasta su destino, donde se reensamblan para recrear los datos originales. </w:t>
+      </w:r>
+      <w:r>
+        <w:t>A</w:t>
+      </w:r>
+      <w:r>
+        <w:t xml:space="preserve">TM es una </w:t>
+      </w:r>
+      <w:r>
+        <w:lastRenderedPageBreak/>
+        <w:t>tecnología orientada a la conexión. Esto significa que antes de que los datos puedan ser transferidos, se debe establecer un camino o "circuito virtual" entre el origen y el destino.</w:t>
       </w:r>
     </w:p>
     <w:p>
@@ -2197,7 +2262,15 @@
         <w:t>:</w:t>
       </w:r>
       <w:r>
-        <w:t xml:space="preserve"> es una tecnología de transmisión de datos en redes ópticas. Su principal función es multiplicar la capacidad de una única fibra óptica al permitir que varias señales de luz viajen simultáneamente a través de ella. Combina múltiples señales de datos en haces de luz de diferentes longitudes de onda (colores), los cuales viajan simultáneamente a través de un solo canal. En el extremo de origen, un multiplexor óptico une estas señales y las inyecta en la fibra, mientras que en el destino, un demultiplexor las separa para que cada una pueda ser interpretada por su receptor correspondiente, optimizando así el uso de la infraestructura existente.</w:t>
+        <w:t xml:space="preserve"> es una tecnología de transmisión de datos en redes ópticas. Su principal función es multiplicar la capacidad de una única fibra óptica al permitir que varias señales de luz viajen simultáneamente a través de ella. Combina múltiples señales de datos en haces de luz de diferentes longitudes de onda (colores), los cuales viajan simultáneamente a través de un solo canal. En el extremo de origen, un multiplexor óptico une estas señales y las inyecta en la fibra, mientras </w:t>
+      </w:r>
+      <w:proofErr w:type="gramStart"/>
+      <w:r>
+        <w:t>que</w:t>
+      </w:r>
+      <w:proofErr w:type="gramEnd"/>
+      <w:r>
+        <w:t xml:space="preserve"> en el destino, un demultiplexor las separa para que cada una pueda ser interpretada por su receptor correspondiente, optimizando así el uso de la infraestructura existente.</w:t>
       </w:r>
     </w:p>
     <w:p>
@@ -2281,7 +2354,6 @@
         <w:rPr>
           <w:sz w:val="24"/>
         </w:rPr>
-        <w:lastRenderedPageBreak/>
         <w:t xml:space="preserve">Acerca de un </w:t>
       </w:r>
       <w:r>
@@ -2385,7 +2457,14 @@
         <w:rPr>
           <w:sz w:val="24"/>
         </w:rPr>
-        <w:t xml:space="preserve"> se hagan realidad, facilitando la interconexión de redes con características similares en cuanto a cobertura, capacidad y volumen de tráfico, para así compartir costos y beneficios de manera equitativa. A diferencia del </w:t>
+        <w:t xml:space="preserve"> se hagan </w:t>
+      </w:r>
+      <w:r>
+        <w:rPr>
+          <w:sz w:val="24"/>
+        </w:rPr>
+        <w:lastRenderedPageBreak/>
+        <w:t xml:space="preserve">realidad, facilitando la interconexión de redes con características similares en cuanto a cobertura, capacidad y volumen de tráfico, para así compartir costos y beneficios de manera equitativa. A diferencia del </w:t>
       </w:r>
       <w:proofErr w:type="spellStart"/>
       <w:r>
@@ -2988,14 +3067,7 @@
         <w:rPr>
           <w:sz w:val="24"/>
         </w:rPr>
-        <w:t xml:space="preserve">es una Asociación Civil sin fines de lucro, que reúne a los principales operadores y proveedores de Internet en la República Argentina, </w:t>
-      </w:r>
-      <w:r>
-        <w:rPr>
-          <w:sz w:val="24"/>
-        </w:rPr>
-        <w:lastRenderedPageBreak/>
-        <w:t>así como a múltiples empresas de tecnología que integran el ecosistema de internet en argentina</w:t>
+        <w:t>es una Asociación Civil sin fines de lucro, que reúne a los principales operadores y proveedores de Internet en la República Argentina, así como a múltiples empresas de tecnología que integran el ecosistema de internet en argentina</w:t>
       </w:r>
       <w:r>
         <w:rPr>
@@ -3088,7 +3160,14 @@
         <w:rPr>
           <w:sz w:val="24"/>
         </w:rPr>
-        <w:t xml:space="preserve">Cada miembro se conecta físicamente a un switch principal dentro del IXP. Este switch es la infraestructura central que interconecta a todos los miembros. </w:t>
+        <w:t xml:space="preserve">Cada miembro se conecta físicamente a un switch principal dentro del IXP. </w:t>
+      </w:r>
+      <w:r>
+        <w:rPr>
+          <w:sz w:val="24"/>
+        </w:rPr>
+        <w:lastRenderedPageBreak/>
+        <w:t xml:space="preserve">Este switch es la infraestructura central que interconecta a todos los miembros. </w:t>
       </w:r>
       <w:r>
         <w:rPr>
@@ -3766,15 +3845,7 @@
           <w:sz w:val="24"/>
           <w:szCs w:val="24"/>
         </w:rPr>
-        <w:t xml:space="preserve">Para 2003-2004 Telecom y Telefónica comenzaron a tener problemas con su ancho de banda debido al tráfico que enviaban los operadores menores. Fue entonces que las grandes compañías buscaron cobrar por ese tráfico que pasaba por sus redes. Como las empresas pertenecientes al IXP estaban obligadas a enviar su tráfico internacional exclusivamente a través de este punto de interconexión, la respuesta de CABASE fue pretender que “los grandes” le pagaran al IXP por el tráfico que circulara por allí. Telecom y Telefónica no aceptaron esto y finalmente se retiraron y desarrollaron sus propios enlaces internacionales. Esto afectó a CABASE quien terminó, en ese momento, manejando menos de la </w:t>
-      </w:r>
-      <w:r>
-        <w:rPr>
-          <w:sz w:val="24"/>
-          <w:szCs w:val="24"/>
-        </w:rPr>
-        <w:lastRenderedPageBreak/>
-        <w:t xml:space="preserve">mitad del tráfico, pero logró agrupar a casi todos los actores pequeños y medianos. </w:t>
+        <w:t xml:space="preserve">Para 2003-2004 Telecom y Telefónica comenzaron a tener problemas con su ancho de banda debido al tráfico que enviaban los operadores menores. Fue entonces que las grandes compañías buscaron cobrar por ese tráfico que pasaba por sus redes. Como las empresas pertenecientes al IXP estaban obligadas a enviar su tráfico internacional exclusivamente a través de este punto de interconexión, la respuesta de CABASE fue pretender que “los grandes” le pagaran al IXP por el tráfico que circulara por allí. Telecom y Telefónica no aceptaron esto y finalmente se retiraron y desarrollaron sus propios enlaces internacionales. Esto afectó a CABASE quien terminó, en ese momento, manejando menos de la mitad del tráfico, pero logró agrupar a casi todos los actores pequeños y medianos. </w:t>
       </w:r>
     </w:p>
     <w:p>
@@ -3812,7 +3883,15 @@
           <w:sz w:val="24"/>
           <w:szCs w:val="24"/>
         </w:rPr>
-        <w:t xml:space="preserve"> e ISP. Finalmente, Fibertel/Cablevisión se sumó a los IXP de CABASE (pero no la red separada de Telecom Argentina, adquirida por el Grupo Clarín en 2016). Telefónica de Argentina —que cuenta con presencia en gran parte del país y que a través de su </w:t>
+        <w:t xml:space="preserve"> e ISP. Finalmente, Fibertel/Cablevisión se sumó a los IXP de CABASE (pero no la red separada de Telecom Argentina, adquirida por el Grupo Clarín en 2016). Telefónica de </w:t>
+      </w:r>
+      <w:r>
+        <w:rPr>
+          <w:sz w:val="24"/>
+          <w:szCs w:val="24"/>
+        </w:rPr>
+        <w:lastRenderedPageBreak/>
+        <w:t xml:space="preserve">Argentina —que cuenta con presencia en gran parte del país y que a través de su </w:t>
       </w:r>
       <w:proofErr w:type="spellStart"/>
       <w:r>
@@ -4090,6 +4169,7 @@
           <w:sz w:val="24"/>
         </w:rPr>
       </w:pPr>
+      <w:proofErr w:type="gramStart"/>
       <w:r>
         <w:rPr>
           <w:sz w:val="24"/>
@@ -4202,6 +4282,7 @@
         </w:rPr>
         <w:t>sobrevivirán?</w:t>
       </w:r>
+      <w:proofErr w:type="gramEnd"/>
       <w:r>
         <w:rPr>
           <w:spacing w:val="-6"/>
@@ -4682,14 +4763,7 @@
         <w:rPr>
           <w:sz w:val="24"/>
         </w:rPr>
-        <w:t xml:space="preserve">que </w:t>
-      </w:r>
-      <w:r>
-        <w:rPr>
-          <w:sz w:val="24"/>
-        </w:rPr>
-        <w:lastRenderedPageBreak/>
-        <w:t>aún se mantiene el porcentaje de usuarios.</w:t>
+        <w:t>que aún se mantiene el porcentaje de usuarios.</w:t>
       </w:r>
     </w:p>
     <w:p>
@@ -4765,7 +4839,14 @@
         <w:rPr>
           <w:sz w:val="24"/>
         </w:rPr>
-        <w:t>ta junto con la oferta de entretenimiento en la web parecen ser tendencias irreversibles, la necesidad de lograr una comunicación instantánea, veloz y confiable es imperiosa. Esto convierte</w:t>
+        <w:t xml:space="preserve">ta junto con la oferta de entretenimiento en la web parecen ser tendencias </w:t>
+      </w:r>
+      <w:r>
+        <w:rPr>
+          <w:sz w:val="24"/>
+        </w:rPr>
+        <w:lastRenderedPageBreak/>
+        <w:t>irreversibles, la necesidad de lograr una comunicación instantánea, veloz y confiable es imperiosa. Esto convierte</w:t>
       </w:r>
       <w:r>
         <w:rPr>
@@ -5208,43 +5289,19 @@
           <w:color w:val="2E74B6"/>
           <w:sz w:val="26"/>
           <w:szCs w:val="26"/>
-          <w:lang w:val="en-US"/>
-        </w:rPr>
-      </w:pPr>
-      <w:proofErr w:type="spellStart"/>
+          <w:lang w:val="es-AR"/>
+        </w:rPr>
+      </w:pPr>
       <w:r>
         <w:rPr>
           <w:rFonts w:ascii="TimesNewRoman" w:eastAsiaTheme="minorHAnsi" w:hAnsi="TimesNewRoman" w:cs="TimesNewRoman"/>
           <w:color w:val="2E74B6"/>
           <w:sz w:val="26"/>
           <w:szCs w:val="26"/>
-          <w:lang w:val="en-US"/>
-        </w:rPr>
-        <w:t>Infraestructura</w:t>
-      </w:r>
-      <w:proofErr w:type="spellEnd"/>
-      <w:r>
-        <w:rPr>
-          <w:rFonts w:ascii="TimesNewRoman" w:eastAsiaTheme="minorHAnsi" w:hAnsi="TimesNewRoman" w:cs="TimesNewRoman"/>
-          <w:color w:val="2E74B6"/>
-          <w:sz w:val="26"/>
-          <w:szCs w:val="26"/>
-          <w:lang w:val="en-US"/>
-        </w:rPr>
-        <w:t xml:space="preserve"> de la WAN </w:t>
-      </w:r>
-      <w:proofErr w:type="spellStart"/>
-      <w:r>
-        <w:rPr>
-          <w:rFonts w:ascii="TimesNewRoman" w:eastAsiaTheme="minorHAnsi" w:hAnsi="TimesNewRoman" w:cs="TimesNewRoman"/>
-          <w:color w:val="2E74B6"/>
-          <w:sz w:val="26"/>
-          <w:szCs w:val="26"/>
-          <w:lang w:val="en-US"/>
-        </w:rPr>
-        <w:t>Privada</w:t>
-      </w:r>
-      <w:proofErr w:type="spellEnd"/>
+          <w:lang w:val="es-AR"/>
+        </w:rPr>
+        <w:t>Infraestructura de la WAN Privada</w:t>
+      </w:r>
     </w:p>
     <w:p>
       <w:pPr>
@@ -5259,7 +5316,7 @@
           <w:color w:val="2E74B6"/>
           <w:sz w:val="26"/>
           <w:szCs w:val="26"/>
-          <w:lang w:val="en-US"/>
+          <w:lang w:val="es-AR"/>
         </w:rPr>
       </w:pPr>
     </w:p>
@@ -5276,43 +5333,19 @@
           <w:color w:val="2E74B6"/>
           <w:sz w:val="24"/>
           <w:szCs w:val="24"/>
-          <w:lang w:val="en-US"/>
-        </w:rPr>
-      </w:pPr>
-      <w:proofErr w:type="spellStart"/>
+          <w:lang w:val="es-AR"/>
+        </w:rPr>
+      </w:pPr>
       <w:r>
         <w:rPr>
           <w:rFonts w:ascii="TimesNewRoman" w:eastAsiaTheme="minorHAnsi" w:hAnsi="TimesNewRoman" w:cs="TimesNewRoman"/>
           <w:color w:val="2E74B6"/>
           <w:sz w:val="24"/>
           <w:szCs w:val="24"/>
-          <w:lang w:val="en-US"/>
-        </w:rPr>
-        <w:t>Líneas</w:t>
-      </w:r>
-      <w:proofErr w:type="spellEnd"/>
-      <w:r>
-        <w:rPr>
-          <w:rFonts w:ascii="TimesNewRoman" w:eastAsiaTheme="minorHAnsi" w:hAnsi="TimesNewRoman" w:cs="TimesNewRoman"/>
-          <w:color w:val="2E74B6"/>
-          <w:sz w:val="24"/>
-          <w:szCs w:val="24"/>
-          <w:lang w:val="en-US"/>
-        </w:rPr>
-        <w:t xml:space="preserve"> </w:t>
-      </w:r>
-      <w:proofErr w:type="spellStart"/>
-      <w:r>
-        <w:rPr>
-          <w:rFonts w:ascii="TimesNewRoman" w:eastAsiaTheme="minorHAnsi" w:hAnsi="TimesNewRoman" w:cs="TimesNewRoman"/>
-          <w:color w:val="2E74B6"/>
-          <w:sz w:val="24"/>
-          <w:szCs w:val="24"/>
-          <w:lang w:val="en-US"/>
-        </w:rPr>
-        <w:t>Alquiladas</w:t>
-      </w:r>
-      <w:proofErr w:type="spellEnd"/>
+          <w:lang w:val="es-AR"/>
+        </w:rPr>
+        <w:t>Líneas Alquiladas</w:t>
+      </w:r>
     </w:p>
     <w:p>
       <w:pPr>
@@ -5327,7 +5360,7 @@
           <w:color w:val="2E74B6"/>
           <w:sz w:val="24"/>
           <w:szCs w:val="24"/>
-          <w:lang w:val="en-US"/>
+          <w:lang w:val="es-AR"/>
         </w:rPr>
       </w:pPr>
     </w:p>
@@ -5449,6 +5482,7 @@
         <w:t xml:space="preserve">n Argentina se las conoce con nombres diferentes como circuito </w:t>
       </w:r>
       <w:proofErr w:type="spellStart"/>
+      <w:proofErr w:type="gramStart"/>
       <w:r>
         <w:rPr>
           <w:rFonts w:ascii="TimesNewRoman" w:eastAsiaTheme="minorHAnsi" w:hAnsi="TimesNewRoman" w:cs="TimesNewRoman"/>
@@ -5459,6 +5493,7 @@
         <w:t>arrendado,enlace</w:t>
       </w:r>
       <w:proofErr w:type="spellEnd"/>
+      <w:proofErr w:type="gramEnd"/>
       <w:r>
         <w:rPr>
           <w:rFonts w:ascii="TimesNewRoman" w:eastAsiaTheme="minorHAnsi" w:hAnsi="TimesNewRoman" w:cs="TimesNewRoman"/>
@@ -5564,7 +5599,7 @@
           <w:color w:val="2E74B6"/>
           <w:sz w:val="24"/>
           <w:szCs w:val="24"/>
-          <w:lang w:val="en-US"/>
+          <w:lang w:val="es-AR"/>
         </w:rPr>
       </w:pPr>
       <w:r>
@@ -5573,7 +5608,7 @@
           <w:color w:val="2E74B6"/>
           <w:sz w:val="24"/>
           <w:szCs w:val="24"/>
-          <w:lang w:val="en-US"/>
+          <w:lang w:val="es-AR"/>
         </w:rPr>
         <w:t>Dial Up</w:t>
       </w:r>
@@ -5591,7 +5626,7 @@
           <w:color w:val="2E74B6"/>
           <w:sz w:val="24"/>
           <w:szCs w:val="24"/>
-          <w:lang w:val="en-US"/>
+          <w:lang w:val="es-AR"/>
         </w:rPr>
       </w:pPr>
     </w:p>
@@ -5753,15 +5788,7 @@
           <w:sz w:val="24"/>
           <w:lang w:val="es-AR"/>
         </w:rPr>
-        <w:t xml:space="preserve">La velocidad es muy baja, máximo </w:t>
-      </w:r>
-      <w:r>
-        <w:rPr>
-          <w:sz w:val="24"/>
-          <w:lang w:val="es-AR"/>
-        </w:rPr>
-        <w:lastRenderedPageBreak/>
-        <w:t>unos 56 kbps, porque la línea telefónica no fue diseñada para transmitir datos de computadora.</w:t>
+        <w:t>La velocidad es muy baja, máximo unos 56 kbps, porque la línea telefónica no fue diseñada para transmitir datos de computadora.</w:t>
       </w:r>
     </w:p>
     <w:p>
@@ -5935,6 +5962,7 @@
           <w:szCs w:val="23"/>
           <w:lang w:val="es-AR"/>
         </w:rPr>
+        <w:lastRenderedPageBreak/>
         <w:t>ISDN cambia las conexiones internas de la PSTN para que transporte</w:t>
       </w:r>
       <w:r>
@@ -6519,7 +6547,13 @@
         <w:jc w:val="both"/>
       </w:pPr>
       <w:r>
-        <w:t>Estas celdas se conmutan a alta velocidad a través de la red hasta su destino, donde se reensamblan para recrear los datos originales. TM es una tecnología orientada a la conexión. Esto significa que antes de que los datos puedan ser transferidos, se debe establecer un camino o "circuito virtual" entre el origen y el destino.</w:t>
+        <w:t xml:space="preserve">Estas celdas se conmutan a alta velocidad a través de la red hasta su destino, donde se reensamblan para recrear los datos originales. </w:t>
+      </w:r>
+      <w:r>
+        <w:t>A</w:t>
+      </w:r>
+      <w:r>
+        <w:t>TM es una tecnología orientada a la conexión. Esto significa que antes de que los datos puedan ser transferidos, se debe establecer un camino o "circuito virtual" entre el origen y el destino.</w:t>
       </w:r>
     </w:p>
     <w:p>
@@ -6539,14 +6573,14 @@
         <w:rPr>
           <w:rFonts w:ascii="TimesNewRoman" w:eastAsiaTheme="minorHAnsi" w:hAnsi="TimesNewRoman" w:cs="TimesNewRoman"/>
           <w:color w:val="2E74B6"/>
-          <w:lang w:val="en-US"/>
+          <w:lang w:val="es-AR"/>
         </w:rPr>
       </w:pPr>
       <w:r>
         <w:rPr>
           <w:rFonts w:ascii="TimesNewRoman" w:eastAsiaTheme="minorHAnsi" w:hAnsi="TimesNewRoman" w:cs="TimesNewRoman"/>
           <w:color w:val="2E74B6"/>
-          <w:lang w:val="en-US"/>
+          <w:lang w:val="es-AR"/>
         </w:rPr>
         <w:t>WAN Ethernet</w:t>
       </w:r>
@@ -6560,7 +6594,7 @@
         <w:rPr>
           <w:rFonts w:ascii="TimesNewRoman" w:eastAsiaTheme="minorHAnsi" w:hAnsi="TimesNewRoman" w:cs="TimesNewRoman"/>
           <w:color w:val="2E74B6"/>
-          <w:lang w:val="en-US"/>
+          <w:lang w:val="es-AR"/>
         </w:rPr>
       </w:pPr>
     </w:p>
@@ -6714,14 +6748,14 @@
         <w:rPr>
           <w:rFonts w:ascii="TimesNewRoman" w:eastAsiaTheme="minorHAnsi" w:hAnsi="TimesNewRoman" w:cs="TimesNewRoman"/>
           <w:color w:val="2E74B6"/>
-          <w:lang w:val="en-US"/>
+          <w:lang w:val="es-AR"/>
         </w:rPr>
       </w:pPr>
       <w:r>
         <w:rPr>
           <w:rFonts w:ascii="TimesNewRoman" w:eastAsiaTheme="minorHAnsi" w:hAnsi="TimesNewRoman" w:cs="TimesNewRoman"/>
           <w:color w:val="2E74B6"/>
-          <w:lang w:val="en-US"/>
+          <w:lang w:val="es-AR"/>
         </w:rPr>
         <w:t>MPLS</w:t>
       </w:r>
@@ -6735,7 +6769,7 @@
         <w:rPr>
           <w:rFonts w:ascii="TimesNewRoman" w:eastAsiaTheme="minorHAnsi" w:hAnsi="TimesNewRoman" w:cs="TimesNewRoman"/>
           <w:color w:val="2E74B6"/>
-          <w:lang w:val="en-US"/>
+          <w:lang w:val="es-AR"/>
         </w:rPr>
       </w:pPr>
     </w:p>
@@ -6766,10 +6800,7 @@
         <w:jc w:val="both"/>
       </w:pPr>
       <w:r>
-        <w:t>E</w:t>
-      </w:r>
-      <w:r>
-        <w:t xml:space="preserve">s multiprotocolo, lo que significa que tiene la capacidad de transportar cualquier contenido, incluido tráfico IPv4, IPv6, Ethernet, ATM, DSL y </w:t>
+        <w:t xml:space="preserve">Es multiprotocolo, lo que significa que tiene la capacidad de transportar cualquier contenido, incluido tráfico IPv4, IPv6, Ethernet, ATM, DSL y </w:t>
       </w:r>
       <w:proofErr w:type="spellStart"/>
       <w:r>
@@ -6796,6 +6827,7 @@
         <w:jc w:val="both"/>
       </w:pPr>
       <w:r>
+        <w:lastRenderedPageBreak/>
         <w:t xml:space="preserve">Usa etiquetas que le señalan al </w:t>
       </w:r>
       <w:proofErr w:type="spellStart"/>
@@ -6832,14 +6864,14 @@
         <w:rPr>
           <w:rFonts w:ascii="TimesNewRoman" w:eastAsiaTheme="minorHAnsi" w:hAnsi="TimesNewRoman" w:cs="TimesNewRoman"/>
           <w:color w:val="2E74B6"/>
-          <w:lang w:val="en-US"/>
+          <w:lang w:val="es-AR"/>
         </w:rPr>
       </w:pPr>
       <w:r>
         <w:rPr>
           <w:rFonts w:ascii="TimesNewRoman" w:eastAsiaTheme="minorHAnsi" w:hAnsi="TimesNewRoman" w:cs="TimesNewRoman"/>
           <w:color w:val="2E74B6"/>
-          <w:lang w:val="en-US"/>
+          <w:lang w:val="es-AR"/>
         </w:rPr>
         <w:t>VSAT</w:t>
       </w:r>
@@ -6853,7 +6885,7 @@
         <w:rPr>
           <w:rFonts w:ascii="TimesNewRoman" w:eastAsiaTheme="minorHAnsi" w:hAnsi="TimesNewRoman" w:cs="TimesNewRoman"/>
           <w:color w:val="2E74B6"/>
-          <w:lang w:val="en-US"/>
+          <w:lang w:val="es-AR"/>
         </w:rPr>
       </w:pPr>
     </w:p>
@@ -6910,7 +6942,7 @@
           <w:color w:val="2E74B6"/>
           <w:sz w:val="26"/>
           <w:szCs w:val="26"/>
-          <w:lang w:val="en-US"/>
+          <w:lang w:val="es-AR"/>
         </w:rPr>
       </w:pPr>
       <w:r>
@@ -6922,130 +6954,640 @@
         </w:rPr>
         <w:tab/>
       </w:r>
-      <w:proofErr w:type="spellStart"/>
       <w:r>
         <w:rPr>
           <w:rFonts w:ascii="TimesNewRoman" w:eastAsiaTheme="minorHAnsi" w:hAnsi="TimesNewRoman" w:cs="TimesNewRoman"/>
           <w:color w:val="2E74B6"/>
           <w:sz w:val="26"/>
           <w:szCs w:val="26"/>
-          <w:lang w:val="en-US"/>
-        </w:rPr>
-        <w:t>Infraestructura</w:t>
-      </w:r>
-      <w:proofErr w:type="spellEnd"/>
-      <w:r>
+          <w:lang w:val="es-AR"/>
+        </w:rPr>
+        <w:t>Infraestructura de la WAN Pública</w:t>
+      </w:r>
+    </w:p>
+    <w:p>
+      <w:pPr>
+        <w:widowControl/>
+        <w:adjustRightInd w:val="0"/>
+        <w:ind w:left="720"/>
         <w:rPr>
           <w:rFonts w:ascii="TimesNewRoman" w:eastAsiaTheme="minorHAnsi" w:hAnsi="TimesNewRoman" w:cs="TimesNewRoman"/>
           <w:color w:val="2E74B6"/>
           <w:sz w:val="26"/>
           <w:szCs w:val="26"/>
-          <w:lang w:val="en-US"/>
-        </w:rPr>
-        <w:t xml:space="preserve"> de la WAN </w:t>
-      </w:r>
-      <w:proofErr w:type="spellStart"/>
+          <w:lang w:val="es-AR"/>
+        </w:rPr>
+      </w:pPr>
+    </w:p>
+    <w:p>
+      <w:pPr>
+        <w:widowControl/>
+        <w:adjustRightInd w:val="0"/>
+        <w:rPr>
+          <w:rFonts w:ascii="TimesNewRoman" w:eastAsiaTheme="minorHAnsi" w:hAnsi="TimesNewRoman" w:cs="TimesNewRoman"/>
+          <w:color w:val="2E74B6"/>
+          <w:sz w:val="24"/>
+          <w:szCs w:val="24"/>
+          <w:lang w:val="es-AR"/>
+        </w:rPr>
+      </w:pPr>
       <w:r>
         <w:rPr>
           <w:rFonts w:ascii="TimesNewRoman" w:eastAsiaTheme="minorHAnsi" w:hAnsi="TimesNewRoman" w:cs="TimesNewRoman"/>
           <w:color w:val="2E74B6"/>
           <w:sz w:val="26"/>
           <w:szCs w:val="26"/>
-          <w:lang w:val="en-US"/>
-        </w:rPr>
-        <w:t>Pública</w:t>
-      </w:r>
-      <w:proofErr w:type="spellEnd"/>
+          <w:lang w:val="es-AR"/>
+        </w:rPr>
+        <w:tab/>
+      </w:r>
+      <w:r>
+        <w:rPr>
+          <w:rFonts w:ascii="TimesNewRoman" w:eastAsiaTheme="minorHAnsi" w:hAnsi="TimesNewRoman" w:cs="TimesNewRoman"/>
+          <w:color w:val="2E74B6"/>
+          <w:sz w:val="26"/>
+          <w:szCs w:val="26"/>
+          <w:lang w:val="es-AR"/>
+        </w:rPr>
+        <w:tab/>
+      </w:r>
+      <w:r>
+        <w:rPr>
+          <w:rFonts w:ascii="TimesNewRoman" w:eastAsiaTheme="minorHAnsi" w:hAnsi="TimesNewRoman" w:cs="TimesNewRoman"/>
+          <w:color w:val="2E74B6"/>
+          <w:sz w:val="24"/>
+          <w:szCs w:val="24"/>
+          <w:lang w:val="es-AR"/>
+        </w:rPr>
+        <w:t xml:space="preserve">DSL (Digital </w:t>
+      </w:r>
+      <w:proofErr w:type="spellStart"/>
+      <w:r>
+        <w:rPr>
+          <w:rFonts w:ascii="TimesNewRoman" w:eastAsiaTheme="minorHAnsi" w:hAnsi="TimesNewRoman" w:cs="TimesNewRoman"/>
+          <w:color w:val="2E74B6"/>
+          <w:sz w:val="24"/>
+          <w:szCs w:val="24"/>
+          <w:lang w:val="es-AR"/>
+        </w:rPr>
+        <w:t>Suscriber</w:t>
+      </w:r>
+      <w:proofErr w:type="spellEnd"/>
+      <w:r>
+        <w:rPr>
+          <w:rFonts w:ascii="TimesNewRoman" w:eastAsiaTheme="minorHAnsi" w:hAnsi="TimesNewRoman" w:cs="TimesNewRoman"/>
+          <w:color w:val="2E74B6"/>
+          <w:sz w:val="24"/>
+          <w:szCs w:val="24"/>
+          <w:lang w:val="es-AR"/>
+        </w:rPr>
+        <w:t xml:space="preserve"> Line)</w:t>
+      </w:r>
+    </w:p>
+    <w:p>
+      <w:pPr>
+        <w:widowControl/>
+        <w:adjustRightInd w:val="0"/>
+        <w:rPr>
+          <w:rFonts w:ascii="TimesNewRoman" w:eastAsiaTheme="minorHAnsi" w:hAnsi="TimesNewRoman" w:cs="TimesNewRoman"/>
+          <w:color w:val="2E74B6"/>
+          <w:sz w:val="24"/>
+          <w:szCs w:val="24"/>
+          <w:lang w:val="es-AR"/>
+        </w:rPr>
+      </w:pPr>
+    </w:p>
+    <w:p>
+      <w:pPr>
+        <w:widowControl/>
+        <w:adjustRightInd w:val="0"/>
+        <w:ind w:left="1440"/>
+        <w:jc w:val="both"/>
+        <w:rPr>
+          <w:rFonts w:ascii="TimesNewRoman" w:eastAsiaTheme="minorHAnsi" w:hAnsi="TimesNewRoman" w:cs="TimesNewRoman"/>
+          <w:color w:val="000000"/>
+          <w:sz w:val="24"/>
+          <w:szCs w:val="24"/>
+          <w:lang w:val="es-AR"/>
+        </w:rPr>
+      </w:pPr>
+      <w:r>
+        <w:rPr>
+          <w:rFonts w:ascii="TimesNewRoman" w:eastAsiaTheme="minorHAnsi" w:hAnsi="TimesNewRoman" w:cs="TimesNewRoman"/>
+          <w:color w:val="000000"/>
+          <w:sz w:val="24"/>
+          <w:szCs w:val="24"/>
+          <w:lang w:val="es-AR"/>
+        </w:rPr>
+        <w:t>La tecnología DSL, línea de abonado digital, es una tecnología de</w:t>
+      </w:r>
+      <w:r>
+        <w:rPr>
+          <w:rFonts w:ascii="TimesNewRoman" w:eastAsiaTheme="minorHAnsi" w:hAnsi="TimesNewRoman" w:cs="TimesNewRoman"/>
+          <w:color w:val="000000"/>
+          <w:sz w:val="24"/>
+          <w:szCs w:val="24"/>
+          <w:lang w:val="es-AR"/>
+        </w:rPr>
+        <w:t xml:space="preserve"> </w:t>
+      </w:r>
+      <w:r>
+        <w:rPr>
+          <w:rFonts w:ascii="TimesNewRoman" w:eastAsiaTheme="minorHAnsi" w:hAnsi="TimesNewRoman" w:cs="TimesNewRoman"/>
+          <w:color w:val="000000"/>
+          <w:sz w:val="24"/>
+          <w:szCs w:val="24"/>
+          <w:lang w:val="es-AR"/>
+        </w:rPr>
+        <w:t>conexión permanente que usa las líneas telefónicas de par trenzado existentes para</w:t>
+      </w:r>
+      <w:r>
+        <w:rPr>
+          <w:rFonts w:ascii="TimesNewRoman" w:eastAsiaTheme="minorHAnsi" w:hAnsi="TimesNewRoman" w:cs="TimesNewRoman"/>
+          <w:color w:val="000000"/>
+          <w:sz w:val="24"/>
+          <w:szCs w:val="24"/>
+          <w:lang w:val="es-AR"/>
+        </w:rPr>
+        <w:t xml:space="preserve"> </w:t>
+      </w:r>
+      <w:r>
+        <w:rPr>
+          <w:rFonts w:ascii="TimesNewRoman" w:eastAsiaTheme="minorHAnsi" w:hAnsi="TimesNewRoman" w:cs="TimesNewRoman"/>
+          <w:color w:val="000000"/>
+          <w:sz w:val="24"/>
+          <w:szCs w:val="24"/>
+          <w:lang w:val="es-AR"/>
+        </w:rPr>
+        <w:t>transportar datos con un ancho de banda elevado y proporciona servicios IP a los</w:t>
+      </w:r>
+      <w:r>
+        <w:rPr>
+          <w:rFonts w:ascii="TimesNewRoman" w:eastAsiaTheme="minorHAnsi" w:hAnsi="TimesNewRoman" w:cs="TimesNewRoman"/>
+          <w:color w:val="000000"/>
+          <w:sz w:val="24"/>
+          <w:szCs w:val="24"/>
+          <w:lang w:val="es-AR"/>
+        </w:rPr>
+        <w:t xml:space="preserve"> </w:t>
+      </w:r>
+      <w:r>
+        <w:rPr>
+          <w:rFonts w:ascii="TimesNewRoman" w:eastAsiaTheme="minorHAnsi" w:hAnsi="TimesNewRoman" w:cs="TimesNewRoman"/>
+          <w:color w:val="000000"/>
+          <w:sz w:val="24"/>
+          <w:szCs w:val="24"/>
+          <w:lang w:val="es-AR"/>
+        </w:rPr>
+        <w:t>suscriptores.</w:t>
+      </w:r>
+    </w:p>
+    <w:p>
+      <w:pPr>
+        <w:widowControl/>
+        <w:adjustRightInd w:val="0"/>
+        <w:ind w:left="1440"/>
+        <w:jc w:val="both"/>
+        <w:rPr>
+          <w:rFonts w:ascii="TimesNewRoman" w:eastAsiaTheme="minorHAnsi" w:hAnsi="TimesNewRoman" w:cs="TimesNewRoman"/>
+          <w:color w:val="000000"/>
+          <w:sz w:val="24"/>
+          <w:szCs w:val="24"/>
+          <w:lang w:val="es-AR"/>
+        </w:rPr>
+      </w:pPr>
+      <w:r>
+        <w:rPr>
+          <w:rFonts w:ascii="TimesNewRoman" w:eastAsiaTheme="minorHAnsi" w:hAnsi="TimesNewRoman" w:cs="TimesNewRoman"/>
+          <w:color w:val="000000"/>
+          <w:sz w:val="24"/>
+          <w:szCs w:val="24"/>
+          <w:lang w:val="es-AR"/>
+        </w:rPr>
+        <w:t>Un módem DSL convierte una señal de Ethernet del dispositivo de usuario</w:t>
+      </w:r>
+      <w:r>
+        <w:rPr>
+          <w:rFonts w:ascii="TimesNewRoman" w:eastAsiaTheme="minorHAnsi" w:hAnsi="TimesNewRoman" w:cs="TimesNewRoman"/>
+          <w:color w:val="000000"/>
+          <w:sz w:val="24"/>
+          <w:szCs w:val="24"/>
+          <w:lang w:val="es-AR"/>
+        </w:rPr>
+        <w:t xml:space="preserve"> </w:t>
+      </w:r>
+      <w:r>
+        <w:rPr>
+          <w:rFonts w:ascii="TimesNewRoman" w:eastAsiaTheme="minorHAnsi" w:hAnsi="TimesNewRoman" w:cs="TimesNewRoman"/>
+          <w:color w:val="000000"/>
+          <w:sz w:val="24"/>
+          <w:szCs w:val="24"/>
+          <w:lang w:val="es-AR"/>
+        </w:rPr>
+        <w:t>en una señal DSL, que se transmite hacia un nodo de acceso a la interred pública</w:t>
+      </w:r>
+      <w:r>
+        <w:rPr>
+          <w:rFonts w:ascii="TimesNewRoman" w:eastAsiaTheme="minorHAnsi" w:hAnsi="TimesNewRoman" w:cs="TimesNewRoman"/>
+          <w:color w:val="000000"/>
+          <w:sz w:val="24"/>
+          <w:szCs w:val="24"/>
+          <w:lang w:val="es-AR"/>
+        </w:rPr>
+        <w:t>.</w:t>
+      </w:r>
+    </w:p>
+    <w:p>
+      <w:pPr>
+        <w:widowControl/>
+        <w:adjustRightInd w:val="0"/>
+        <w:ind w:left="1440"/>
+        <w:jc w:val="both"/>
+        <w:rPr>
+          <w:rFonts w:ascii="TimesNewRoman" w:eastAsiaTheme="minorHAnsi" w:hAnsi="TimesNewRoman" w:cs="TimesNewRoman"/>
+          <w:color w:val="000000"/>
+          <w:sz w:val="24"/>
+          <w:szCs w:val="24"/>
+          <w:lang w:val="es-AR"/>
+        </w:rPr>
+      </w:pPr>
+      <w:r>
+        <w:rPr>
+          <w:rFonts w:ascii="TimesNewRoman" w:eastAsiaTheme="minorHAnsi" w:hAnsi="TimesNewRoman" w:cs="TimesNewRoman"/>
+          <w:color w:val="000000"/>
+          <w:sz w:val="24"/>
+          <w:szCs w:val="24"/>
+          <w:lang w:val="es-AR"/>
+        </w:rPr>
+        <w:t>Varias líneas de suscriptor DSL se multiplexan en un único enlace de alta</w:t>
+      </w:r>
+      <w:r>
+        <w:rPr>
+          <w:rFonts w:ascii="TimesNewRoman" w:eastAsiaTheme="minorHAnsi" w:hAnsi="TimesNewRoman" w:cs="TimesNewRoman"/>
+          <w:color w:val="000000"/>
+          <w:sz w:val="24"/>
+          <w:szCs w:val="24"/>
+          <w:lang w:val="es-AR"/>
+        </w:rPr>
+        <w:t xml:space="preserve"> </w:t>
+      </w:r>
+      <w:r>
+        <w:rPr>
+          <w:rFonts w:ascii="TimesNewRoman" w:eastAsiaTheme="minorHAnsi" w:hAnsi="TimesNewRoman" w:cs="TimesNewRoman"/>
+          <w:color w:val="000000"/>
+          <w:sz w:val="24"/>
+          <w:szCs w:val="24"/>
+          <w:lang w:val="es-AR"/>
+        </w:rPr>
+        <w:t>capacidad mediante un multiplexor de acceso DSL (DSLAM) que está ubicado en las</w:t>
+      </w:r>
+      <w:r>
+        <w:rPr>
+          <w:rFonts w:ascii="TimesNewRoman" w:eastAsiaTheme="minorHAnsi" w:hAnsi="TimesNewRoman" w:cs="TimesNewRoman"/>
+          <w:color w:val="000000"/>
+          <w:sz w:val="24"/>
+          <w:szCs w:val="24"/>
+          <w:lang w:val="es-AR"/>
+        </w:rPr>
+        <w:t xml:space="preserve"> </w:t>
+      </w:r>
+      <w:r>
+        <w:rPr>
+          <w:rFonts w:ascii="TimesNewRoman" w:eastAsiaTheme="minorHAnsi" w:hAnsi="TimesNewRoman" w:cs="TimesNewRoman"/>
+          <w:color w:val="000000"/>
+          <w:sz w:val="24"/>
+          <w:szCs w:val="24"/>
+          <w:lang w:val="es-AR"/>
+        </w:rPr>
+        <w:t>dependencias del proveedor de comunicaciones.</w:t>
+      </w:r>
+    </w:p>
+    <w:p>
+      <w:pPr>
+        <w:widowControl/>
+        <w:adjustRightInd w:val="0"/>
+        <w:ind w:left="1440"/>
+        <w:jc w:val="both"/>
+        <w:rPr>
+          <w:rFonts w:ascii="TimesNewRoman" w:eastAsiaTheme="minorHAnsi" w:hAnsi="TimesNewRoman" w:cs="TimesNewRoman"/>
+          <w:color w:val="000000"/>
+          <w:sz w:val="24"/>
+          <w:szCs w:val="24"/>
+          <w:lang w:val="es-AR"/>
+        </w:rPr>
+      </w:pPr>
+      <w:r>
+        <w:rPr>
+          <w:rFonts w:ascii="TimesNewRoman" w:eastAsiaTheme="minorHAnsi" w:hAnsi="TimesNewRoman" w:cs="TimesNewRoman"/>
+          <w:color w:val="000000"/>
+          <w:sz w:val="24"/>
+          <w:szCs w:val="24"/>
+          <w:lang w:val="es-AR"/>
+        </w:rPr>
+        <w:t>Los DSLAM incorporan la tecnología TDM para la agregación de varias</w:t>
+      </w:r>
+      <w:r>
+        <w:rPr>
+          <w:rFonts w:ascii="TimesNewRoman" w:eastAsiaTheme="minorHAnsi" w:hAnsi="TimesNewRoman" w:cs="TimesNewRoman"/>
+          <w:color w:val="000000"/>
+          <w:sz w:val="24"/>
+          <w:szCs w:val="24"/>
+          <w:lang w:val="es-AR"/>
+        </w:rPr>
+        <w:t xml:space="preserve"> l</w:t>
+      </w:r>
+      <w:r>
+        <w:rPr>
+          <w:rFonts w:ascii="TimesNewRoman" w:eastAsiaTheme="minorHAnsi" w:hAnsi="TimesNewRoman" w:cs="TimesNewRoman"/>
+          <w:color w:val="000000"/>
+          <w:sz w:val="24"/>
+          <w:szCs w:val="24"/>
+          <w:lang w:val="es-AR"/>
+        </w:rPr>
+        <w:t>íneas de suscriptor en un único medio, generalmente una conexión E3 (DS3, 34.368</w:t>
+      </w:r>
+      <w:r>
+        <w:rPr>
+          <w:rFonts w:ascii="TimesNewRoman" w:eastAsiaTheme="minorHAnsi" w:hAnsi="TimesNewRoman" w:cs="TimesNewRoman"/>
+          <w:color w:val="000000"/>
+          <w:sz w:val="24"/>
+          <w:szCs w:val="24"/>
+          <w:lang w:val="es-AR"/>
+        </w:rPr>
+        <w:t xml:space="preserve"> </w:t>
+      </w:r>
+      <w:r>
+        <w:rPr>
+          <w:rFonts w:ascii="TimesNewRoman" w:eastAsiaTheme="minorHAnsi" w:hAnsi="TimesNewRoman" w:cs="TimesNewRoman"/>
+          <w:color w:val="000000"/>
+          <w:sz w:val="24"/>
+          <w:szCs w:val="24"/>
+          <w:lang w:val="es-AR"/>
+        </w:rPr>
+        <w:t xml:space="preserve">Kbps). </w:t>
+      </w:r>
+    </w:p>
+    <w:p>
+      <w:pPr>
+        <w:widowControl/>
+        <w:adjustRightInd w:val="0"/>
+        <w:ind w:left="1440"/>
+        <w:jc w:val="both"/>
+        <w:rPr>
+          <w:rFonts w:ascii="TimesNewRoman" w:eastAsiaTheme="minorHAnsi" w:hAnsi="TimesNewRoman" w:cs="TimesNewRoman"/>
+          <w:color w:val="000000"/>
+          <w:sz w:val="24"/>
+          <w:szCs w:val="24"/>
+          <w:lang w:val="es-AR"/>
+        </w:rPr>
+      </w:pPr>
+    </w:p>
+    <w:p>
+      <w:pPr>
+        <w:widowControl/>
+        <w:adjustRightInd w:val="0"/>
+        <w:ind w:left="1440"/>
+        <w:jc w:val="both"/>
+        <w:rPr>
+          <w:rFonts w:ascii="TimesNewRoman" w:eastAsiaTheme="minorHAnsi" w:hAnsi="TimesNewRoman" w:cs="TimesNewRoman"/>
+          <w:color w:val="2E74B6"/>
+          <w:sz w:val="24"/>
+          <w:szCs w:val="24"/>
+          <w:lang w:val="es-AR"/>
+        </w:rPr>
+      </w:pPr>
+      <w:r>
+        <w:rPr>
+          <w:rFonts w:ascii="TimesNewRoman" w:eastAsiaTheme="minorHAnsi" w:hAnsi="TimesNewRoman" w:cs="TimesNewRoman"/>
+          <w:color w:val="2E74B6"/>
+          <w:sz w:val="24"/>
+          <w:szCs w:val="24"/>
+          <w:lang w:val="es-AR"/>
+        </w:rPr>
+        <w:t>Cable Modem</w:t>
+      </w:r>
+    </w:p>
+    <w:p>
+      <w:pPr>
+        <w:widowControl/>
+        <w:adjustRightInd w:val="0"/>
+        <w:ind w:left="1440"/>
+        <w:jc w:val="both"/>
+        <w:rPr>
+          <w:rFonts w:ascii="TimesNewRoman" w:eastAsiaTheme="minorHAnsi" w:hAnsi="TimesNewRoman" w:cs="TimesNewRoman"/>
+          <w:color w:val="000000"/>
+          <w:sz w:val="24"/>
+          <w:szCs w:val="24"/>
+          <w:lang w:val="es-AR"/>
+        </w:rPr>
+      </w:pPr>
+    </w:p>
+    <w:p>
+      <w:pPr>
+        <w:widowControl/>
+        <w:adjustRightInd w:val="0"/>
+        <w:ind w:left="1440"/>
+        <w:jc w:val="both"/>
+        <w:rPr>
+          <w:rFonts w:ascii="TimesNewRoman" w:eastAsiaTheme="minorHAnsi" w:hAnsi="TimesNewRoman" w:cs="TimesNewRoman"/>
+          <w:color w:val="000000"/>
+          <w:sz w:val="24"/>
+          <w:szCs w:val="24"/>
+          <w:lang w:val="es-AR"/>
+        </w:rPr>
+      </w:pPr>
+      <w:r>
+        <w:rPr>
+          <w:rFonts w:ascii="TimesNewRoman" w:eastAsiaTheme="minorHAnsi" w:hAnsi="TimesNewRoman" w:cs="TimesNewRoman"/>
+          <w:color w:val="000000"/>
+          <w:sz w:val="24"/>
+          <w:szCs w:val="24"/>
+          <w:lang w:val="es-AR"/>
+        </w:rPr>
+        <w:t xml:space="preserve">Un cable módem es un dispositivo que </w:t>
+      </w:r>
+      <w:r>
+        <w:rPr>
+          <w:rFonts w:ascii="TimesNewRoman" w:eastAsiaTheme="minorHAnsi" w:hAnsi="TimesNewRoman" w:cs="TimesNewRoman"/>
+          <w:color w:val="000000"/>
+          <w:sz w:val="24"/>
+          <w:szCs w:val="24"/>
+          <w:lang w:val="es-AR"/>
+        </w:rPr>
+        <w:t>permite</w:t>
+      </w:r>
+      <w:r>
+        <w:rPr>
+          <w:rFonts w:ascii="TimesNewRoman" w:eastAsiaTheme="minorHAnsi" w:hAnsi="TimesNewRoman" w:cs="TimesNewRoman"/>
+          <w:color w:val="000000"/>
+          <w:sz w:val="24"/>
+          <w:szCs w:val="24"/>
+          <w:lang w:val="es-AR"/>
+        </w:rPr>
+        <w:t xml:space="preserve"> acceder a Internet a través del mismo cable coaxial que se utiliza para la televisión por cable, muy común en áreas urbanas. Su instalación es sencilla: el usuario conecta su computadora o </w:t>
+      </w:r>
+      <w:proofErr w:type="spellStart"/>
+      <w:r>
+        <w:rPr>
+          <w:rFonts w:ascii="TimesNewRoman" w:eastAsiaTheme="minorHAnsi" w:hAnsi="TimesNewRoman" w:cs="TimesNewRoman"/>
+          <w:color w:val="000000"/>
+          <w:sz w:val="24"/>
+          <w:szCs w:val="24"/>
+          <w:lang w:val="es-AR"/>
+        </w:rPr>
+        <w:t>router</w:t>
+      </w:r>
+      <w:proofErr w:type="spellEnd"/>
+      <w:r>
+        <w:rPr>
+          <w:rFonts w:ascii="TimesNewRoman" w:eastAsiaTheme="minorHAnsi" w:hAnsi="TimesNewRoman" w:cs="TimesNewRoman"/>
+          <w:color w:val="000000"/>
+          <w:sz w:val="24"/>
+          <w:szCs w:val="24"/>
+          <w:lang w:val="es-AR"/>
+        </w:rPr>
+        <w:t xml:space="preserve"> al cable módem provisto por el operador, el cual convierte las señales digitales en frecuencias de banda ancha aptas para viajar por la red de TV por cable. En la central del proveedor, llamada cabecera de cable, se encuentra el CMTS (Cable Modem </w:t>
+      </w:r>
+      <w:proofErr w:type="spellStart"/>
+      <w:r>
+        <w:rPr>
+          <w:rFonts w:ascii="TimesNewRoman" w:eastAsiaTheme="minorHAnsi" w:hAnsi="TimesNewRoman" w:cs="TimesNewRoman"/>
+          <w:color w:val="000000"/>
+          <w:sz w:val="24"/>
+          <w:szCs w:val="24"/>
+          <w:lang w:val="es-AR"/>
+        </w:rPr>
+        <w:t>Termination</w:t>
+      </w:r>
+      <w:proofErr w:type="spellEnd"/>
+      <w:r>
+        <w:rPr>
+          <w:rFonts w:ascii="TimesNewRoman" w:eastAsiaTheme="minorHAnsi" w:hAnsi="TimesNewRoman" w:cs="TimesNewRoman"/>
+          <w:color w:val="000000"/>
+          <w:sz w:val="24"/>
+          <w:szCs w:val="24"/>
+          <w:lang w:val="es-AR"/>
+        </w:rPr>
+        <w:t xml:space="preserve"> </w:t>
+      </w:r>
+      <w:proofErr w:type="spellStart"/>
+      <w:r>
+        <w:rPr>
+          <w:rFonts w:ascii="TimesNewRoman" w:eastAsiaTheme="minorHAnsi" w:hAnsi="TimesNewRoman" w:cs="TimesNewRoman"/>
+          <w:color w:val="000000"/>
+          <w:sz w:val="24"/>
+          <w:szCs w:val="24"/>
+          <w:lang w:val="es-AR"/>
+        </w:rPr>
+        <w:t>System</w:t>
+      </w:r>
+      <w:proofErr w:type="spellEnd"/>
+      <w:r>
+        <w:rPr>
+          <w:rFonts w:ascii="TimesNewRoman" w:eastAsiaTheme="minorHAnsi" w:hAnsi="TimesNewRoman" w:cs="TimesNewRoman"/>
+          <w:color w:val="000000"/>
+          <w:sz w:val="24"/>
+          <w:szCs w:val="24"/>
+          <w:lang w:val="es-AR"/>
+        </w:rPr>
+        <w:t xml:space="preserve">), que funciona de manera similar a un </w:t>
+      </w:r>
+      <w:proofErr w:type="spellStart"/>
+      <w:r>
+        <w:rPr>
+          <w:rFonts w:ascii="TimesNewRoman" w:eastAsiaTheme="minorHAnsi" w:hAnsi="TimesNewRoman" w:cs="TimesNewRoman"/>
+          <w:color w:val="000000"/>
+          <w:sz w:val="24"/>
+          <w:szCs w:val="24"/>
+          <w:lang w:val="es-AR"/>
+        </w:rPr>
+        <w:t>router</w:t>
+      </w:r>
+      <w:proofErr w:type="spellEnd"/>
+      <w:r>
+        <w:rPr>
+          <w:rFonts w:ascii="TimesNewRoman" w:eastAsiaTheme="minorHAnsi" w:hAnsi="TimesNewRoman" w:cs="TimesNewRoman"/>
+          <w:color w:val="000000"/>
+          <w:sz w:val="24"/>
+          <w:szCs w:val="24"/>
+          <w:lang w:val="es-AR"/>
+        </w:rPr>
+        <w:t xml:space="preserve"> y se encarga de recibir y enviar las señales hacia </w:t>
+      </w:r>
+      <w:proofErr w:type="gramStart"/>
+      <w:r>
+        <w:rPr>
+          <w:rFonts w:ascii="TimesNewRoman" w:eastAsiaTheme="minorHAnsi" w:hAnsi="TimesNewRoman" w:cs="TimesNewRoman"/>
+          <w:color w:val="000000"/>
+          <w:sz w:val="24"/>
+          <w:szCs w:val="24"/>
+          <w:lang w:val="es-AR"/>
+        </w:rPr>
+        <w:t>los cable</w:t>
+      </w:r>
+      <w:proofErr w:type="gramEnd"/>
+      <w:r>
+        <w:rPr>
+          <w:rFonts w:ascii="TimesNewRoman" w:eastAsiaTheme="minorHAnsi" w:hAnsi="TimesNewRoman" w:cs="TimesNewRoman"/>
+          <w:color w:val="000000"/>
+          <w:sz w:val="24"/>
+          <w:szCs w:val="24"/>
+          <w:lang w:val="es-AR"/>
+        </w:rPr>
+        <w:t xml:space="preserve"> módem de los abonados, además de mantener un enlace de gran capacidad con el proveedor de Internet. Este servicio ofrece un ancho de banda superior al de las conexiones telefónicas tradicionales y proporciona conexión permanente; sin embargo, como todos los usuarios de una misma zona comparten el mismo ancho de banda, la velocidad real puede disminuir cuando aumenta la cantidad de suscriptores conectados simultáneamente.</w:t>
+      </w:r>
+    </w:p>
+    <w:p>
+      <w:pPr>
+        <w:widowControl/>
+        <w:adjustRightInd w:val="0"/>
+        <w:ind w:left="1440"/>
+        <w:jc w:val="both"/>
+        <w:rPr>
+          <w:rFonts w:ascii="TimesNewRoman" w:eastAsiaTheme="minorHAnsi" w:hAnsi="TimesNewRoman" w:cs="TimesNewRoman"/>
+          <w:color w:val="000000"/>
+          <w:sz w:val="24"/>
+          <w:szCs w:val="24"/>
+          <w:lang w:val="es-AR"/>
+        </w:rPr>
+      </w:pPr>
+    </w:p>
+    <w:p>
+      <w:pPr>
+        <w:widowControl/>
+        <w:adjustRightInd w:val="0"/>
+        <w:ind w:left="1440"/>
+        <w:jc w:val="both"/>
+        <w:rPr>
+          <w:rFonts w:ascii="TimesNewRoman" w:eastAsiaTheme="minorHAnsi" w:hAnsi="TimesNewRoman" w:cs="TimesNewRoman"/>
+          <w:color w:val="548DD4" w:themeColor="text2" w:themeTint="99"/>
+          <w:sz w:val="24"/>
+          <w:szCs w:val="24"/>
+          <w:lang w:val="es-AR"/>
+        </w:rPr>
+      </w:pPr>
+      <w:r>
+        <w:rPr>
+          <w:rFonts w:ascii="TimesNewRoman" w:eastAsiaTheme="minorHAnsi" w:hAnsi="TimesNewRoman" w:cs="TimesNewRoman"/>
+          <w:color w:val="548DD4" w:themeColor="text2" w:themeTint="99"/>
+          <w:sz w:val="24"/>
+          <w:szCs w:val="24"/>
+          <w:lang w:val="es-AR"/>
+        </w:rPr>
+        <w:t>WIFI</w:t>
+      </w:r>
     </w:p>
     <w:p>
       <w:pPr>
         <w:widowControl/>
         <w:adjustRightInd w:val="0"/>
         <w:ind w:left="720"/>
-        <w:rPr>
-          <w:rFonts w:ascii="TimesNewRoman" w:eastAsiaTheme="minorHAnsi" w:hAnsi="TimesNewRoman" w:cs="TimesNewRoman"/>
-          <w:color w:val="2E74B6"/>
-          <w:sz w:val="26"/>
-          <w:szCs w:val="26"/>
-          <w:lang w:val="en-US"/>
-        </w:rPr>
-      </w:pPr>
-    </w:p>
-    <w:p>
-      <w:pPr>
-        <w:widowControl/>
-        <w:adjustRightInd w:val="0"/>
-        <w:rPr>
-          <w:rFonts w:ascii="TimesNewRoman" w:eastAsiaTheme="minorHAnsi" w:hAnsi="TimesNewRoman" w:cs="TimesNewRoman"/>
-          <w:color w:val="2E74B6"/>
-          <w:sz w:val="24"/>
-          <w:szCs w:val="24"/>
-          <w:lang w:val="es-AR"/>
-        </w:rPr>
-      </w:pPr>
-      <w:r>
-        <w:rPr>
-          <w:rFonts w:ascii="TimesNewRoman" w:eastAsiaTheme="minorHAnsi" w:hAnsi="TimesNewRoman" w:cs="TimesNewRoman"/>
-          <w:color w:val="2E74B6"/>
-          <w:sz w:val="26"/>
-          <w:szCs w:val="26"/>
-          <w:lang w:val="en-US"/>
-        </w:rPr>
-        <w:tab/>
-      </w:r>
-      <w:r>
-        <w:rPr>
-          <w:rFonts w:ascii="TimesNewRoman" w:eastAsiaTheme="minorHAnsi" w:hAnsi="TimesNewRoman" w:cs="TimesNewRoman"/>
-          <w:color w:val="2E74B6"/>
-          <w:sz w:val="26"/>
-          <w:szCs w:val="26"/>
-          <w:lang w:val="en-US"/>
-        </w:rPr>
-        <w:tab/>
-      </w:r>
-      <w:r>
-        <w:rPr>
-          <w:rFonts w:ascii="TimesNewRoman" w:eastAsiaTheme="minorHAnsi" w:hAnsi="TimesNewRoman" w:cs="TimesNewRoman"/>
-          <w:color w:val="2E74B6"/>
-          <w:sz w:val="24"/>
-          <w:szCs w:val="24"/>
-          <w:lang w:val="es-AR"/>
-        </w:rPr>
-        <w:t xml:space="preserve">DSL (Digital </w:t>
-      </w:r>
-      <w:proofErr w:type="spellStart"/>
-      <w:r>
-        <w:rPr>
-          <w:rFonts w:ascii="TimesNewRoman" w:eastAsiaTheme="minorHAnsi" w:hAnsi="TimesNewRoman" w:cs="TimesNewRoman"/>
-          <w:color w:val="2E74B6"/>
-          <w:sz w:val="24"/>
-          <w:szCs w:val="24"/>
-          <w:lang w:val="es-AR"/>
-        </w:rPr>
-        <w:t>Suscriber</w:t>
-      </w:r>
-      <w:proofErr w:type="spellEnd"/>
-      <w:r>
-        <w:rPr>
-          <w:rFonts w:ascii="TimesNewRoman" w:eastAsiaTheme="minorHAnsi" w:hAnsi="TimesNewRoman" w:cs="TimesNewRoman"/>
-          <w:color w:val="2E74B6"/>
-          <w:sz w:val="24"/>
-          <w:szCs w:val="24"/>
-          <w:lang w:val="es-AR"/>
-        </w:rPr>
-        <w:t xml:space="preserve"> Line)</w:t>
-      </w:r>
-    </w:p>
-    <w:p>
-      <w:pPr>
-        <w:widowControl/>
-        <w:adjustRightInd w:val="0"/>
-        <w:rPr>
-          <w:rFonts w:ascii="TimesNewRoman" w:eastAsiaTheme="minorHAnsi" w:hAnsi="TimesNewRoman" w:cs="TimesNewRoman"/>
-          <w:color w:val="2E74B6"/>
-          <w:sz w:val="24"/>
-          <w:szCs w:val="24"/>
-          <w:lang w:val="es-AR"/>
+        <w:jc w:val="both"/>
+        <w:rPr>
+          <w:rFonts w:ascii="TimesNewRoman" w:eastAsiaTheme="minorHAnsi" w:hAnsi="TimesNewRoman" w:cs="TimesNewRoman"/>
+          <w:color w:val="000000"/>
+          <w:sz w:val="24"/>
+          <w:szCs w:val="24"/>
         </w:rPr>
       </w:pPr>
     </w:p>
@@ -7060,78 +7602,87 @@
           <w:color w:val="000000"/>
           <w:sz w:val="24"/>
           <w:szCs w:val="24"/>
-          <w:lang w:val="es-AR"/>
-        </w:rPr>
-      </w:pPr>
-      <w:r>
-        <w:rPr>
-          <w:rFonts w:ascii="TimesNewRoman" w:eastAsiaTheme="minorHAnsi" w:hAnsi="TimesNewRoman" w:cs="TimesNewRoman"/>
-          <w:color w:val="000000"/>
-          <w:sz w:val="24"/>
-          <w:szCs w:val="24"/>
-          <w:lang w:val="es-AR"/>
-        </w:rPr>
-        <w:t>La tecnología DSL, línea de abonado digital, es una tecnología de</w:t>
-      </w:r>
-      <w:r>
-        <w:rPr>
-          <w:rFonts w:ascii="TimesNewRoman" w:eastAsiaTheme="minorHAnsi" w:hAnsi="TimesNewRoman" w:cs="TimesNewRoman"/>
-          <w:color w:val="000000"/>
-          <w:sz w:val="24"/>
-          <w:szCs w:val="24"/>
-          <w:lang w:val="es-AR"/>
-        </w:rPr>
-        <w:t xml:space="preserve"> </w:t>
-      </w:r>
-      <w:r>
-        <w:rPr>
-          <w:rFonts w:ascii="TimesNewRoman" w:eastAsiaTheme="minorHAnsi" w:hAnsi="TimesNewRoman" w:cs="TimesNewRoman"/>
-          <w:color w:val="000000"/>
-          <w:sz w:val="24"/>
-          <w:szCs w:val="24"/>
-          <w:lang w:val="es-AR"/>
-        </w:rPr>
-        <w:t>conexión permanente que usa las líneas telefónicas de par trenzado existentes para</w:t>
-      </w:r>
-      <w:r>
-        <w:rPr>
-          <w:rFonts w:ascii="TimesNewRoman" w:eastAsiaTheme="minorHAnsi" w:hAnsi="TimesNewRoman" w:cs="TimesNewRoman"/>
-          <w:color w:val="000000"/>
-          <w:sz w:val="24"/>
-          <w:szCs w:val="24"/>
-          <w:lang w:val="es-AR"/>
-        </w:rPr>
-        <w:t xml:space="preserve"> </w:t>
-      </w:r>
-      <w:r>
-        <w:rPr>
-          <w:rFonts w:ascii="TimesNewRoman" w:eastAsiaTheme="minorHAnsi" w:hAnsi="TimesNewRoman" w:cs="TimesNewRoman"/>
-          <w:color w:val="000000"/>
-          <w:sz w:val="24"/>
-          <w:szCs w:val="24"/>
-          <w:lang w:val="es-AR"/>
-        </w:rPr>
-        <w:t>transportar datos con un ancho de banda elevado y proporciona servicios IP a los</w:t>
-      </w:r>
-      <w:r>
-        <w:rPr>
-          <w:rFonts w:ascii="TimesNewRoman" w:eastAsiaTheme="minorHAnsi" w:hAnsi="TimesNewRoman" w:cs="TimesNewRoman"/>
-          <w:color w:val="000000"/>
-          <w:sz w:val="24"/>
-          <w:szCs w:val="24"/>
-          <w:lang w:val="es-AR"/>
-        </w:rPr>
-        <w:t xml:space="preserve"> </w:t>
-      </w:r>
-      <w:r>
-        <w:rPr>
-          <w:rFonts w:ascii="TimesNewRoman" w:eastAsiaTheme="minorHAnsi" w:hAnsi="TimesNewRoman" w:cs="TimesNewRoman"/>
-          <w:color w:val="000000"/>
-          <w:sz w:val="24"/>
-          <w:szCs w:val="24"/>
-          <w:lang w:val="es-AR"/>
-        </w:rPr>
-        <w:t>suscriptores.</w:t>
+        </w:rPr>
+      </w:pPr>
+      <w:r>
+        <w:rPr>
+          <w:rFonts w:ascii="TimesNewRoman" w:eastAsiaTheme="minorHAnsi" w:hAnsi="TimesNewRoman" w:cs="TimesNewRoman"/>
+          <w:color w:val="000000"/>
+          <w:sz w:val="24"/>
+          <w:szCs w:val="24"/>
+        </w:rPr>
+        <w:tab/>
+        <w:t xml:space="preserve">El </w:t>
+      </w:r>
+      <w:proofErr w:type="spellStart"/>
+      <w:r>
+        <w:rPr>
+          <w:rFonts w:ascii="TimesNewRoman" w:eastAsiaTheme="minorHAnsi" w:hAnsi="TimesNewRoman" w:cs="TimesNewRoman"/>
+          <w:color w:val="000000"/>
+          <w:sz w:val="24"/>
+          <w:szCs w:val="24"/>
+        </w:rPr>
+        <w:t>Wi</w:t>
+      </w:r>
+      <w:proofErr w:type="spellEnd"/>
+      <w:r>
+        <w:rPr>
+          <w:rFonts w:ascii="TimesNewRoman" w:eastAsiaTheme="minorHAnsi" w:hAnsi="TimesNewRoman" w:cs="TimesNewRoman"/>
+          <w:color w:val="000000"/>
+          <w:sz w:val="24"/>
+          <w:szCs w:val="24"/>
+        </w:rPr>
+        <w:t xml:space="preserve">-Fi es una tecnología inalámbrica que permite interconectar dispositivos electrónicos, como computadoras, teléfonos, consolas o televisores, y darles acceso </w:t>
+      </w:r>
+      <w:r>
+        <w:rPr>
+          <w:rFonts w:ascii="TimesNewRoman" w:eastAsiaTheme="minorHAnsi" w:hAnsi="TimesNewRoman" w:cs="TimesNewRoman"/>
+          <w:color w:val="000000"/>
+          <w:sz w:val="24"/>
+          <w:szCs w:val="24"/>
+        </w:rPr>
+        <w:lastRenderedPageBreak/>
+        <w:t xml:space="preserve">a Internet a través de un punto de acceso. Es una marca registrada de la </w:t>
+      </w:r>
+      <w:proofErr w:type="spellStart"/>
+      <w:r>
+        <w:rPr>
+          <w:rFonts w:ascii="TimesNewRoman" w:eastAsiaTheme="minorHAnsi" w:hAnsi="TimesNewRoman" w:cs="TimesNewRoman"/>
+          <w:color w:val="000000"/>
+          <w:sz w:val="24"/>
+          <w:szCs w:val="24"/>
+        </w:rPr>
+        <w:t>Wi</w:t>
+      </w:r>
+      <w:proofErr w:type="spellEnd"/>
+      <w:r>
+        <w:rPr>
+          <w:rFonts w:ascii="TimesNewRoman" w:eastAsiaTheme="minorHAnsi" w:hAnsi="TimesNewRoman" w:cs="TimesNewRoman"/>
+          <w:color w:val="000000"/>
+          <w:sz w:val="24"/>
+          <w:szCs w:val="24"/>
+        </w:rPr>
+        <w:t xml:space="preserve">-Fi Alliance, que certifica los dispositivos que cumplen con los estándares de redes inalámbricas IEEE 802.11. Los primeros estándares ampliamente usados fueron 802.11b, g y n, que operan en la banda de 2,4 GHz con velocidades de hasta 11, 54 y 300 Mbit/s, respectivamente. Sin embargo, esta banda también es utilizada por otras tecnologías como Bluetooth o microondas, lo que puede generar interferencias. Para reducir este problema se desarrollaron mejoras en Bluetooth y, más adelante, surgió el estándar 802.11ac o </w:t>
+      </w:r>
+      <w:proofErr w:type="spellStart"/>
+      <w:r>
+        <w:rPr>
+          <w:rFonts w:ascii="TimesNewRoman" w:eastAsiaTheme="minorHAnsi" w:hAnsi="TimesNewRoman" w:cs="TimesNewRoman"/>
+          <w:color w:val="000000"/>
+          <w:sz w:val="24"/>
+          <w:szCs w:val="24"/>
+        </w:rPr>
+        <w:t>Wi</w:t>
+      </w:r>
+      <w:proofErr w:type="spellEnd"/>
+      <w:r>
+        <w:rPr>
+          <w:rFonts w:ascii="TimesNewRoman" w:eastAsiaTheme="minorHAnsi" w:hAnsi="TimesNewRoman" w:cs="TimesNewRoman"/>
+          <w:color w:val="000000"/>
+          <w:sz w:val="24"/>
+          <w:szCs w:val="24"/>
+        </w:rPr>
+        <w:t>-Fi 5, que utiliza la banda de 5 GHz, menos congestionada y con menos interferencias, ofreciendo mayor velocidad y estabilidad. La desventaja es que, al trabajar en una frecuencia más alta, el alcance de la señal es un poco menor que en la banda de 2,4 GHz.</w:t>
       </w:r>
     </w:p>
     <w:p>
@@ -7145,49 +7696,8 @@
           <w:color w:val="000000"/>
           <w:sz w:val="24"/>
           <w:szCs w:val="24"/>
-          <w:lang w:val="es-AR"/>
-        </w:rPr>
-      </w:pPr>
-      <w:r>
-        <w:rPr>
-          <w:rFonts w:ascii="TimesNewRoman" w:eastAsiaTheme="minorHAnsi" w:hAnsi="TimesNewRoman" w:cs="TimesNewRoman"/>
-          <w:color w:val="000000"/>
-          <w:sz w:val="24"/>
-          <w:szCs w:val="24"/>
-          <w:lang w:val="es-AR"/>
-        </w:rPr>
-        <w:t>Un módem DSL convierte una señal de Ethernet del dispositivo de usuario</w:t>
-      </w:r>
-      <w:r>
-        <w:rPr>
-          <w:rFonts w:ascii="TimesNewRoman" w:eastAsiaTheme="minorHAnsi" w:hAnsi="TimesNewRoman" w:cs="TimesNewRoman"/>
-          <w:color w:val="000000"/>
-          <w:sz w:val="24"/>
-          <w:szCs w:val="24"/>
-          <w:lang w:val="es-AR"/>
-        </w:rPr>
-        <w:t xml:space="preserve"> </w:t>
-      </w:r>
-      <w:r>
-        <w:rPr>
-          <w:rFonts w:ascii="TimesNewRoman" w:eastAsiaTheme="minorHAnsi" w:hAnsi="TimesNewRoman" w:cs="TimesNewRoman"/>
-          <w:color w:val="000000"/>
-          <w:sz w:val="24"/>
-          <w:szCs w:val="24"/>
-          <w:lang w:val="es-AR"/>
-        </w:rPr>
-        <w:t>en una señal DSL, que se transmite hacia un nodo de acceso a la interred pública</w:t>
-      </w:r>
-      <w:r>
-        <w:rPr>
-          <w:rFonts w:ascii="TimesNewRoman" w:eastAsiaTheme="minorHAnsi" w:hAnsi="TimesNewRoman" w:cs="TimesNewRoman"/>
-          <w:color w:val="000000"/>
-          <w:sz w:val="24"/>
-          <w:szCs w:val="24"/>
-          <w:lang w:val="es-AR"/>
-        </w:rPr>
-        <w:t>.</w:t>
-      </w:r>
+        </w:rPr>
+      </w:pPr>
     </w:p>
     <w:p>
       <w:pPr>
@@ -7197,61 +7707,19 @@
         <w:jc w:val="both"/>
         <w:rPr>
           <w:rFonts w:ascii="TimesNewRoman" w:eastAsiaTheme="minorHAnsi" w:hAnsi="TimesNewRoman" w:cs="TimesNewRoman"/>
-          <w:color w:val="000000"/>
-          <w:sz w:val="24"/>
-          <w:szCs w:val="24"/>
-          <w:lang w:val="es-AR"/>
-        </w:rPr>
-      </w:pPr>
-      <w:r>
-        <w:rPr>
-          <w:rFonts w:ascii="TimesNewRoman" w:eastAsiaTheme="minorHAnsi" w:hAnsi="TimesNewRoman" w:cs="TimesNewRoman"/>
-          <w:color w:val="000000"/>
-          <w:sz w:val="24"/>
-          <w:szCs w:val="24"/>
-          <w:lang w:val="es-AR"/>
-        </w:rPr>
-        <w:t>Varias líneas de suscriptor DSL se multiplexan en un único enlace de alta</w:t>
-      </w:r>
-      <w:r>
-        <w:rPr>
-          <w:rFonts w:ascii="TimesNewRoman" w:eastAsiaTheme="minorHAnsi" w:hAnsi="TimesNewRoman" w:cs="TimesNewRoman"/>
-          <w:color w:val="000000"/>
-          <w:sz w:val="24"/>
-          <w:szCs w:val="24"/>
-          <w:lang w:val="es-AR"/>
-        </w:rPr>
-        <w:t xml:space="preserve"> </w:t>
-      </w:r>
-      <w:r>
-        <w:rPr>
-          <w:rFonts w:ascii="TimesNewRoman" w:eastAsiaTheme="minorHAnsi" w:hAnsi="TimesNewRoman" w:cs="TimesNewRoman"/>
-          <w:color w:val="000000"/>
-          <w:sz w:val="24"/>
-          <w:szCs w:val="24"/>
-          <w:lang w:val="es-AR"/>
-        </w:rPr>
-        <w:t>capacidad mediante un multiplexor de acceso DSL (DSLAM) que está ubicado en las</w:t>
-      </w:r>
-      <w:r>
-        <w:rPr>
-          <w:rFonts w:ascii="TimesNewRoman" w:eastAsiaTheme="minorHAnsi" w:hAnsi="TimesNewRoman" w:cs="TimesNewRoman"/>
-          <w:color w:val="000000"/>
-          <w:sz w:val="24"/>
-          <w:szCs w:val="24"/>
-          <w:lang w:val="es-AR"/>
-        </w:rPr>
-        <w:t xml:space="preserve"> </w:t>
-      </w:r>
-      <w:r>
-        <w:rPr>
-          <w:rFonts w:ascii="TimesNewRoman" w:eastAsiaTheme="minorHAnsi" w:hAnsi="TimesNewRoman" w:cs="TimesNewRoman"/>
-          <w:color w:val="000000"/>
-          <w:sz w:val="24"/>
-          <w:szCs w:val="24"/>
-          <w:lang w:val="es-AR"/>
-        </w:rPr>
-        <w:t>dependencias del proveedor de comunicaciones.</w:t>
+          <w:color w:val="548DD4" w:themeColor="text2" w:themeTint="99"/>
+          <w:sz w:val="24"/>
+          <w:szCs w:val="24"/>
+        </w:rPr>
+      </w:pPr>
+      <w:r>
+        <w:rPr>
+          <w:rFonts w:ascii="TimesNewRoman" w:eastAsiaTheme="minorHAnsi" w:hAnsi="TimesNewRoman" w:cs="TimesNewRoman"/>
+          <w:color w:val="548DD4" w:themeColor="text2" w:themeTint="99"/>
+          <w:sz w:val="24"/>
+          <w:szCs w:val="24"/>
+        </w:rPr>
+        <w:t>WIMAX</w:t>
       </w:r>
     </w:p>
     <w:p>
@@ -7262,62 +7730,11 @@
         <w:jc w:val="both"/>
         <w:rPr>
           <w:rFonts w:ascii="TimesNewRoman" w:eastAsiaTheme="minorHAnsi" w:hAnsi="TimesNewRoman" w:cs="TimesNewRoman"/>
-          <w:color w:val="000000"/>
-          <w:sz w:val="24"/>
-          <w:szCs w:val="24"/>
-          <w:lang w:val="es-AR"/>
-        </w:rPr>
-      </w:pPr>
-      <w:r>
-        <w:rPr>
-          <w:rFonts w:ascii="TimesNewRoman" w:eastAsiaTheme="minorHAnsi" w:hAnsi="TimesNewRoman" w:cs="TimesNewRoman"/>
-          <w:color w:val="000000"/>
-          <w:sz w:val="24"/>
-          <w:szCs w:val="24"/>
-          <w:lang w:val="es-AR"/>
-        </w:rPr>
-        <w:t>Los DSLAM incorporan la tecnología TDM para la agregación de varias</w:t>
-      </w:r>
-      <w:r>
-        <w:rPr>
-          <w:rFonts w:ascii="TimesNewRoman" w:eastAsiaTheme="minorHAnsi" w:hAnsi="TimesNewRoman" w:cs="TimesNewRoman"/>
-          <w:color w:val="000000"/>
-          <w:sz w:val="24"/>
-          <w:szCs w:val="24"/>
-          <w:lang w:val="es-AR"/>
-        </w:rPr>
-        <w:t xml:space="preserve"> l</w:t>
-      </w:r>
-      <w:r>
-        <w:rPr>
-          <w:rFonts w:ascii="TimesNewRoman" w:eastAsiaTheme="minorHAnsi" w:hAnsi="TimesNewRoman" w:cs="TimesNewRoman"/>
-          <w:color w:val="000000"/>
-          <w:sz w:val="24"/>
-          <w:szCs w:val="24"/>
-          <w:lang w:val="es-AR"/>
-        </w:rPr>
-        <w:t>íneas de suscriptor en un único medio, generalmente una conexión E3 (DS3, 34.368</w:t>
-      </w:r>
-      <w:r>
-        <w:rPr>
-          <w:rFonts w:ascii="TimesNewRoman" w:eastAsiaTheme="minorHAnsi" w:hAnsi="TimesNewRoman" w:cs="TimesNewRoman"/>
-          <w:color w:val="000000"/>
-          <w:sz w:val="24"/>
-          <w:szCs w:val="24"/>
-          <w:lang w:val="es-AR"/>
-        </w:rPr>
-        <w:t xml:space="preserve"> </w:t>
-      </w:r>
-      <w:r>
-        <w:rPr>
-          <w:rFonts w:ascii="TimesNewRoman" w:eastAsiaTheme="minorHAnsi" w:hAnsi="TimesNewRoman" w:cs="TimesNewRoman"/>
-          <w:color w:val="000000"/>
-          <w:sz w:val="24"/>
-          <w:szCs w:val="24"/>
-          <w:lang w:val="es-AR"/>
-        </w:rPr>
-        <w:t xml:space="preserve">Kbps). </w:t>
-      </w:r>
+          <w:color w:val="548DD4" w:themeColor="text2" w:themeTint="99"/>
+          <w:sz w:val="24"/>
+          <w:szCs w:val="24"/>
+        </w:rPr>
+      </w:pPr>
     </w:p>
     <w:p>
       <w:pPr>
@@ -7327,12 +7744,126 @@
         <w:jc w:val="both"/>
         <w:rPr>
           <w:rFonts w:ascii="TimesNewRoman" w:eastAsiaTheme="minorHAnsi" w:hAnsi="TimesNewRoman" w:cs="TimesNewRoman"/>
-          <w:color w:val="000000"/>
-          <w:sz w:val="24"/>
-          <w:szCs w:val="24"/>
-          <w:lang w:val="es-AR"/>
-        </w:rPr>
-      </w:pPr>
+          <w:sz w:val="24"/>
+          <w:szCs w:val="24"/>
+        </w:rPr>
+      </w:pPr>
+      <w:r>
+        <w:rPr>
+          <w:rFonts w:ascii="TimesNewRoman" w:eastAsiaTheme="minorHAnsi" w:hAnsi="TimesNewRoman" w:cs="TimesNewRoman"/>
+          <w:sz w:val="24"/>
+          <w:szCs w:val="24"/>
+        </w:rPr>
+        <w:t>WiMAX (</w:t>
+      </w:r>
+      <w:proofErr w:type="spellStart"/>
+      <w:r>
+        <w:rPr>
+          <w:rFonts w:ascii="TimesNewRoman" w:eastAsiaTheme="minorHAnsi" w:hAnsi="TimesNewRoman" w:cs="TimesNewRoman"/>
+          <w:sz w:val="24"/>
+          <w:szCs w:val="24"/>
+        </w:rPr>
+        <w:t>Worldwide</w:t>
+      </w:r>
+      <w:proofErr w:type="spellEnd"/>
+      <w:r>
+        <w:rPr>
+          <w:rFonts w:ascii="TimesNewRoman" w:eastAsiaTheme="minorHAnsi" w:hAnsi="TimesNewRoman" w:cs="TimesNewRoman"/>
+          <w:sz w:val="24"/>
+          <w:szCs w:val="24"/>
+        </w:rPr>
+        <w:t xml:space="preserve"> </w:t>
+      </w:r>
+      <w:proofErr w:type="spellStart"/>
+      <w:r>
+        <w:rPr>
+          <w:rFonts w:ascii="TimesNewRoman" w:eastAsiaTheme="minorHAnsi" w:hAnsi="TimesNewRoman" w:cs="TimesNewRoman"/>
+          <w:sz w:val="24"/>
+          <w:szCs w:val="24"/>
+        </w:rPr>
+        <w:t>Interoperability</w:t>
+      </w:r>
+      <w:proofErr w:type="spellEnd"/>
+      <w:r>
+        <w:rPr>
+          <w:rFonts w:ascii="TimesNewRoman" w:eastAsiaTheme="minorHAnsi" w:hAnsi="TimesNewRoman" w:cs="TimesNewRoman"/>
+          <w:sz w:val="24"/>
+          <w:szCs w:val="24"/>
+        </w:rPr>
+        <w:t xml:space="preserve"> </w:t>
+      </w:r>
+      <w:proofErr w:type="spellStart"/>
+      <w:r>
+        <w:rPr>
+          <w:rFonts w:ascii="TimesNewRoman" w:eastAsiaTheme="minorHAnsi" w:hAnsi="TimesNewRoman" w:cs="TimesNewRoman"/>
+          <w:sz w:val="24"/>
+          <w:szCs w:val="24"/>
+        </w:rPr>
+        <w:t>for</w:t>
+      </w:r>
+      <w:proofErr w:type="spellEnd"/>
+      <w:r>
+        <w:rPr>
+          <w:rFonts w:ascii="TimesNewRoman" w:eastAsiaTheme="minorHAnsi" w:hAnsi="TimesNewRoman" w:cs="TimesNewRoman"/>
+          <w:sz w:val="24"/>
+          <w:szCs w:val="24"/>
+        </w:rPr>
+        <w:t xml:space="preserve"> </w:t>
+      </w:r>
+      <w:proofErr w:type="spellStart"/>
+      <w:r>
+        <w:rPr>
+          <w:rFonts w:ascii="TimesNewRoman" w:eastAsiaTheme="minorHAnsi" w:hAnsi="TimesNewRoman" w:cs="TimesNewRoman"/>
+          <w:sz w:val="24"/>
+          <w:szCs w:val="24"/>
+        </w:rPr>
+        <w:t>Microwave</w:t>
+      </w:r>
+      <w:proofErr w:type="spellEnd"/>
+      <w:r>
+        <w:rPr>
+          <w:rFonts w:ascii="TimesNewRoman" w:eastAsiaTheme="minorHAnsi" w:hAnsi="TimesNewRoman" w:cs="TimesNewRoman"/>
+          <w:sz w:val="24"/>
+          <w:szCs w:val="24"/>
+        </w:rPr>
+        <w:t xml:space="preserve"> Access) es una tecnología inalámbrica definida en el estándar IEEE 802.16 que permite ofrecer banda ancha de alta velocidad en áreas mucho más grandes que el </w:t>
+      </w:r>
+      <w:proofErr w:type="spellStart"/>
+      <w:r>
+        <w:rPr>
+          <w:rFonts w:ascii="TimesNewRoman" w:eastAsiaTheme="minorHAnsi" w:hAnsi="TimesNewRoman" w:cs="TimesNewRoman"/>
+          <w:sz w:val="24"/>
+          <w:szCs w:val="24"/>
+        </w:rPr>
+        <w:t>Wi</w:t>
+      </w:r>
+      <w:proofErr w:type="spellEnd"/>
+      <w:r>
+        <w:rPr>
+          <w:rFonts w:ascii="TimesNewRoman" w:eastAsiaTheme="minorHAnsi" w:hAnsi="TimesNewRoman" w:cs="TimesNewRoman"/>
+          <w:sz w:val="24"/>
+          <w:szCs w:val="24"/>
+        </w:rPr>
+        <w:t xml:space="preserve">-Fi. Funciona de manera parecida a una red de telefonía celular: utiliza torres de transmisión que pueden cubrir distancias de hasta 48 km, lo que permite conectar a muchos usuarios de manera simultánea. Para acceder al servicio, los suscriptores necesitan un receptor WiMAX y una clave de cifrado especial proporcionada por su proveedor de Internet. Comparado con </w:t>
+      </w:r>
+      <w:proofErr w:type="spellStart"/>
+      <w:r>
+        <w:rPr>
+          <w:rFonts w:ascii="TimesNewRoman" w:eastAsiaTheme="minorHAnsi" w:hAnsi="TimesNewRoman" w:cs="TimesNewRoman"/>
+          <w:sz w:val="24"/>
+          <w:szCs w:val="24"/>
+        </w:rPr>
+        <w:t>Wi</w:t>
+      </w:r>
+      <w:proofErr w:type="spellEnd"/>
+      <w:r>
+        <w:rPr>
+          <w:rFonts w:ascii="TimesNewRoman" w:eastAsiaTheme="minorHAnsi" w:hAnsi="TimesNewRoman" w:cs="TimesNewRoman"/>
+          <w:sz w:val="24"/>
+          <w:szCs w:val="24"/>
+        </w:rPr>
+        <w:t>-Fi, WiMAX ofrece mayor velocidad, más alcance y capacidad para conectar más usuarios, siendo una alternativa a las conexiones por cable en zonas donde no hay infraestructura terrestre.</w:t>
+      </w:r>
     </w:p>
     <w:p>
       <w:pPr>
@@ -7342,10 +7873,22 @@
         <w:jc w:val="both"/>
         <w:rPr>
           <w:rFonts w:ascii="TimesNewRoman" w:eastAsiaTheme="minorHAnsi" w:hAnsi="TimesNewRoman" w:cs="TimesNewRoman"/>
+          <w:sz w:val="24"/>
+          <w:szCs w:val="24"/>
+        </w:rPr>
+      </w:pPr>
+    </w:p>
+    <w:p>
+      <w:pPr>
+        <w:widowControl/>
+        <w:adjustRightInd w:val="0"/>
+        <w:ind w:left="720" w:firstLine="720"/>
+        <w:rPr>
+          <w:rFonts w:ascii="TimesNewRoman" w:eastAsiaTheme="minorHAnsi" w:hAnsi="TimesNewRoman" w:cs="TimesNewRoman"/>
           <w:color w:val="2E74B6"/>
           <w:sz w:val="24"/>
           <w:szCs w:val="24"/>
-          <w:lang w:val="en-US"/>
+          <w:lang w:val="es-AR"/>
         </w:rPr>
       </w:pPr>
       <w:r>
@@ -7354,10 +7897,25 @@
           <w:color w:val="2E74B6"/>
           <w:sz w:val="24"/>
           <w:szCs w:val="24"/>
-          <w:lang w:val="en-US"/>
-        </w:rPr>
-        <w:t>Cable Modem</w:t>
-      </w:r>
+          <w:lang w:val="es-AR"/>
+        </w:rPr>
+        <w:t>Datos Móviles 3G/4G</w:t>
+      </w:r>
+    </w:p>
+    <w:p>
+      <w:pPr>
+        <w:widowControl/>
+        <w:adjustRightInd w:val="0"/>
+        <w:ind w:left="2160" w:firstLine="720"/>
+        <w:jc w:val="both"/>
+        <w:rPr>
+          <w:rFonts w:ascii="TimesNewRoman" w:eastAsiaTheme="minorHAnsi" w:hAnsi="TimesNewRoman" w:cs="TimesNewRoman"/>
+          <w:color w:val="2E74B6"/>
+          <w:sz w:val="24"/>
+          <w:szCs w:val="24"/>
+          <w:lang w:val="es-AR"/>
+        </w:rPr>
+      </w:pPr>
     </w:p>
     <w:p>
       <w:pPr>
@@ -7373,6 +7931,66 @@
           <w:lang w:val="es-AR"/>
         </w:rPr>
       </w:pPr>
+      <w:r>
+        <w:rPr>
+          <w:rFonts w:ascii="TimesNewRoman" w:eastAsiaTheme="minorHAnsi" w:hAnsi="TimesNewRoman" w:cs="TimesNewRoman"/>
+          <w:color w:val="000000"/>
+          <w:sz w:val="24"/>
+          <w:szCs w:val="24"/>
+          <w:lang w:val="es-AR"/>
+        </w:rPr>
+        <w:t>Cada vez más, el servicio celular es otra tecnología WAN inalámbrica que</w:t>
+      </w:r>
+      <w:r>
+        <w:rPr>
+          <w:rFonts w:ascii="TimesNewRoman" w:eastAsiaTheme="minorHAnsi" w:hAnsi="TimesNewRoman" w:cs="TimesNewRoman"/>
+          <w:color w:val="000000"/>
+          <w:sz w:val="24"/>
+          <w:szCs w:val="24"/>
+          <w:lang w:val="es-AR"/>
+        </w:rPr>
+        <w:t xml:space="preserve"> </w:t>
+      </w:r>
+      <w:r>
+        <w:rPr>
+          <w:rFonts w:ascii="TimesNewRoman" w:eastAsiaTheme="minorHAnsi" w:hAnsi="TimesNewRoman" w:cs="TimesNewRoman"/>
+          <w:color w:val="000000"/>
+          <w:sz w:val="24"/>
+          <w:szCs w:val="24"/>
+          <w:lang w:val="es-AR"/>
+        </w:rPr>
+        <w:t>se usa para conectar usuarios y ubicaciones remotas donde no hay otra tecnología de</w:t>
+      </w:r>
+      <w:r>
+        <w:rPr>
+          <w:rFonts w:ascii="TimesNewRoman" w:eastAsiaTheme="minorHAnsi" w:hAnsi="TimesNewRoman" w:cs="TimesNewRoman"/>
+          <w:color w:val="000000"/>
+          <w:sz w:val="24"/>
+          <w:szCs w:val="24"/>
+          <w:lang w:val="es-AR"/>
+        </w:rPr>
+        <w:t xml:space="preserve"> </w:t>
+      </w:r>
+      <w:r>
+        <w:rPr>
+          <w:rFonts w:ascii="TimesNewRoman" w:eastAsiaTheme="minorHAnsi" w:hAnsi="TimesNewRoman" w:cs="TimesNewRoman"/>
+          <w:color w:val="000000"/>
+          <w:sz w:val="24"/>
+          <w:szCs w:val="24"/>
+          <w:lang w:val="es-AR"/>
+        </w:rPr>
+        <w:t>acceso WAN disponible</w:t>
+      </w:r>
+      <w:r>
+        <w:rPr>
+          <w:rFonts w:ascii="TimesNewRoman" w:eastAsiaTheme="minorHAnsi" w:hAnsi="TimesNewRoman" w:cs="TimesNewRoman"/>
+          <w:color w:val="000000"/>
+          <w:sz w:val="24"/>
+          <w:szCs w:val="24"/>
+          <w:lang w:val="es-AR"/>
+        </w:rPr>
+        <w:t>.</w:t>
+      </w:r>
     </w:p>
     <w:p>
       <w:pPr>
@@ -7383,139 +8001,90 @@
         <w:rPr>
           <w:rFonts w:ascii="TimesNewRoman" w:eastAsiaTheme="minorHAnsi" w:hAnsi="TimesNewRoman" w:cs="TimesNewRoman"/>
           <w:color w:val="000000"/>
-          <w:sz w:val="24"/>
-          <w:szCs w:val="24"/>
-          <w:lang w:val="es-AR"/>
-        </w:rPr>
-      </w:pPr>
-      <w:r>
-        <w:rPr>
-          <w:rFonts w:ascii="TimesNewRoman" w:eastAsiaTheme="minorHAnsi" w:hAnsi="TimesNewRoman" w:cs="TimesNewRoman"/>
-          <w:color w:val="000000"/>
-          <w:sz w:val="24"/>
-          <w:szCs w:val="24"/>
-          <w:lang w:val="es-AR"/>
-        </w:rPr>
-        <w:t xml:space="preserve">Un cable módem es un dispositivo que </w:t>
-      </w:r>
-      <w:r>
-        <w:rPr>
-          <w:rFonts w:ascii="TimesNewRoman" w:eastAsiaTheme="minorHAnsi" w:hAnsi="TimesNewRoman" w:cs="TimesNewRoman"/>
-          <w:color w:val="000000"/>
-          <w:sz w:val="24"/>
-          <w:szCs w:val="24"/>
-          <w:lang w:val="es-AR"/>
-        </w:rPr>
-        <w:t>permite</w:t>
-      </w:r>
-      <w:r>
-        <w:rPr>
-          <w:rFonts w:ascii="TimesNewRoman" w:eastAsiaTheme="minorHAnsi" w:hAnsi="TimesNewRoman" w:cs="TimesNewRoman"/>
-          <w:color w:val="000000"/>
-          <w:sz w:val="24"/>
-          <w:szCs w:val="24"/>
-          <w:lang w:val="es-AR"/>
-        </w:rPr>
-        <w:t xml:space="preserve"> acceder a Internet a través del mismo cable coaxial que se utiliza para la televisión por cable, muy común en áreas urbanas. Su instalación es sencilla: el usuario conecta su computadora o </w:t>
-      </w:r>
-      <w:proofErr w:type="spellStart"/>
-      <w:r>
-        <w:rPr>
-          <w:rFonts w:ascii="TimesNewRoman" w:eastAsiaTheme="minorHAnsi" w:hAnsi="TimesNewRoman" w:cs="TimesNewRoman"/>
-          <w:color w:val="000000"/>
-          <w:sz w:val="24"/>
-          <w:szCs w:val="24"/>
-          <w:lang w:val="es-AR"/>
-        </w:rPr>
-        <w:t>router</w:t>
-      </w:r>
-      <w:proofErr w:type="spellEnd"/>
-      <w:r>
-        <w:rPr>
-          <w:rFonts w:ascii="TimesNewRoman" w:eastAsiaTheme="minorHAnsi" w:hAnsi="TimesNewRoman" w:cs="TimesNewRoman"/>
-          <w:color w:val="000000"/>
-          <w:sz w:val="24"/>
-          <w:szCs w:val="24"/>
-          <w:lang w:val="es-AR"/>
-        </w:rPr>
-        <w:t xml:space="preserve"> al cable módem provisto por el operador, el cual convierte las señales digitales en frecuencias de banda ancha aptas para viajar por la red de TV por cable. En la central del proveedor, llamada cabecera de cable, se encuentra el CMTS (Cable Modem </w:t>
-      </w:r>
-      <w:proofErr w:type="spellStart"/>
-      <w:r>
-        <w:rPr>
-          <w:rFonts w:ascii="TimesNewRoman" w:eastAsiaTheme="minorHAnsi" w:hAnsi="TimesNewRoman" w:cs="TimesNewRoman"/>
-          <w:color w:val="000000"/>
-          <w:sz w:val="24"/>
-          <w:szCs w:val="24"/>
-          <w:lang w:val="es-AR"/>
-        </w:rPr>
-        <w:t>Termination</w:t>
-      </w:r>
-      <w:proofErr w:type="spellEnd"/>
-      <w:r>
-        <w:rPr>
-          <w:rFonts w:ascii="TimesNewRoman" w:eastAsiaTheme="minorHAnsi" w:hAnsi="TimesNewRoman" w:cs="TimesNewRoman"/>
-          <w:color w:val="000000"/>
-          <w:sz w:val="24"/>
-          <w:szCs w:val="24"/>
-          <w:lang w:val="es-AR"/>
-        </w:rPr>
-        <w:t xml:space="preserve"> </w:t>
-      </w:r>
-      <w:proofErr w:type="spellStart"/>
-      <w:r>
-        <w:rPr>
-          <w:rFonts w:ascii="TimesNewRoman" w:eastAsiaTheme="minorHAnsi" w:hAnsi="TimesNewRoman" w:cs="TimesNewRoman"/>
-          <w:color w:val="000000"/>
-          <w:sz w:val="24"/>
-          <w:szCs w:val="24"/>
-          <w:lang w:val="es-AR"/>
-        </w:rPr>
-        <w:t>System</w:t>
-      </w:r>
-      <w:proofErr w:type="spellEnd"/>
-      <w:r>
-        <w:rPr>
-          <w:rFonts w:ascii="TimesNewRoman" w:eastAsiaTheme="minorHAnsi" w:hAnsi="TimesNewRoman" w:cs="TimesNewRoman"/>
-          <w:color w:val="000000"/>
-          <w:sz w:val="24"/>
-          <w:szCs w:val="24"/>
-          <w:lang w:val="es-AR"/>
-        </w:rPr>
-        <w:t xml:space="preserve">), que funciona de manera similar a un </w:t>
-      </w:r>
-      <w:proofErr w:type="spellStart"/>
-      <w:r>
-        <w:rPr>
-          <w:rFonts w:ascii="TimesNewRoman" w:eastAsiaTheme="minorHAnsi" w:hAnsi="TimesNewRoman" w:cs="TimesNewRoman"/>
-          <w:color w:val="000000"/>
-          <w:sz w:val="24"/>
-          <w:szCs w:val="24"/>
-          <w:lang w:val="es-AR"/>
-        </w:rPr>
-        <w:t>router</w:t>
-      </w:r>
-      <w:proofErr w:type="spellEnd"/>
-      <w:r>
-        <w:rPr>
-          <w:rFonts w:ascii="TimesNewRoman" w:eastAsiaTheme="minorHAnsi" w:hAnsi="TimesNewRoman" w:cs="TimesNewRoman"/>
-          <w:color w:val="000000"/>
-          <w:sz w:val="24"/>
-          <w:szCs w:val="24"/>
-          <w:lang w:val="es-AR"/>
-        </w:rPr>
-        <w:t xml:space="preserve"> y se encarga de recibir y enviar las señales hacia los cable módem de los abonados, además de mantener un enlace de gran capacidad con el proveedor de Internet. Este servicio ofrece un ancho de </w:t>
-      </w:r>
-      <w:r>
-        <w:rPr>
-          <w:rFonts w:ascii="TimesNewRoman" w:eastAsiaTheme="minorHAnsi" w:hAnsi="TimesNewRoman" w:cs="TimesNewRoman"/>
-          <w:color w:val="000000"/>
-          <w:sz w:val="24"/>
-          <w:szCs w:val="24"/>
-          <w:lang w:val="es-AR"/>
-        </w:rPr>
-        <w:lastRenderedPageBreak/>
-        <w:t>banda superior al de las conexiones telefónicas tradicionales y proporciona conexión permanente; sin embargo, como todos los usuarios de una misma zona comparten el mismo ancho de banda, la velocidad real puede disminuir cuando aumenta la cantidad de suscriptores conectados simultáneamente.</w:t>
+          <w:sz w:val="23"/>
+          <w:szCs w:val="23"/>
+          <w:lang w:val="es-AR"/>
+        </w:rPr>
+      </w:pPr>
+      <w:r>
+        <w:rPr>
+          <w:rFonts w:ascii="TimesNewRoman" w:eastAsiaTheme="minorHAnsi" w:hAnsi="TimesNewRoman" w:cs="TimesNewRoman"/>
+          <w:color w:val="000000"/>
+          <w:sz w:val="24"/>
+          <w:szCs w:val="24"/>
+          <w:lang w:val="es-AR"/>
+        </w:rPr>
+        <w:t>Estos dispositivos usan ondas de radio para comunicarse por medio de una</w:t>
+      </w:r>
+      <w:r>
+        <w:rPr>
+          <w:rFonts w:ascii="TimesNewRoman" w:eastAsiaTheme="minorHAnsi" w:hAnsi="TimesNewRoman" w:cs="TimesNewRoman"/>
+          <w:color w:val="000000"/>
+          <w:sz w:val="24"/>
+          <w:szCs w:val="24"/>
+          <w:lang w:val="es-AR"/>
+        </w:rPr>
+        <w:t xml:space="preserve"> </w:t>
+      </w:r>
+      <w:r>
+        <w:rPr>
+          <w:rFonts w:ascii="TimesNewRoman" w:eastAsiaTheme="minorHAnsi" w:hAnsi="TimesNewRoman" w:cs="TimesNewRoman"/>
+          <w:color w:val="000000"/>
+          <w:sz w:val="24"/>
+          <w:szCs w:val="24"/>
+          <w:lang w:val="es-AR"/>
+        </w:rPr>
+        <w:t>torre de telefonía móvil. El dispositivo tiene una pequeña antena de radio, y el proveedor</w:t>
+      </w:r>
+      <w:r>
+        <w:rPr>
+          <w:rFonts w:ascii="TimesNewRoman" w:eastAsiaTheme="minorHAnsi" w:hAnsi="TimesNewRoman" w:cs="TimesNewRoman"/>
+          <w:color w:val="000000"/>
+          <w:sz w:val="24"/>
+          <w:szCs w:val="24"/>
+          <w:lang w:val="es-AR"/>
+        </w:rPr>
+        <w:t xml:space="preserve"> </w:t>
+      </w:r>
+      <w:r>
+        <w:rPr>
+          <w:rFonts w:ascii="TimesNewRoman" w:eastAsiaTheme="minorHAnsi" w:hAnsi="TimesNewRoman" w:cs="TimesNewRoman"/>
+          <w:color w:val="000000"/>
+          <w:sz w:val="24"/>
+          <w:szCs w:val="24"/>
+          <w:lang w:val="es-AR"/>
+        </w:rPr>
+        <w:t>tiene una antena mucho más grande que se ubica en la parte superior de una torre en algún</w:t>
+      </w:r>
+      <w:r>
+        <w:rPr>
+          <w:rFonts w:ascii="TimesNewRoman" w:eastAsiaTheme="minorHAnsi" w:hAnsi="TimesNewRoman" w:cs="TimesNewRoman"/>
+          <w:color w:val="000000"/>
+          <w:sz w:val="24"/>
+          <w:szCs w:val="24"/>
+          <w:lang w:val="es-AR"/>
+        </w:rPr>
+        <w:t xml:space="preserve"> </w:t>
+      </w:r>
+      <w:r>
+        <w:rPr>
+          <w:rFonts w:ascii="TimesNewRoman" w:eastAsiaTheme="minorHAnsi" w:hAnsi="TimesNewRoman" w:cs="TimesNewRoman"/>
+          <w:color w:val="000000"/>
+          <w:sz w:val="24"/>
+          <w:szCs w:val="24"/>
+          <w:lang w:val="es-AR"/>
+        </w:rPr>
+        <w:t>lugar a una distancia determinada del teléfono</w:t>
+      </w:r>
+      <w:r>
+        <w:rPr>
+          <w:rFonts w:ascii="TimesNewRoman" w:eastAsiaTheme="minorHAnsi" w:hAnsi="TimesNewRoman" w:cs="TimesNewRoman"/>
+          <w:color w:val="000000"/>
+          <w:sz w:val="23"/>
+          <w:szCs w:val="23"/>
+          <w:lang w:val="es-AR"/>
+        </w:rPr>
+        <w:t>.</w:t>
       </w:r>
     </w:p>
     <w:p>
@@ -7527,8 +8096,8 @@
         <w:rPr>
           <w:rFonts w:ascii="TimesNewRoman" w:eastAsiaTheme="minorHAnsi" w:hAnsi="TimesNewRoman" w:cs="TimesNewRoman"/>
           <w:color w:val="000000"/>
-          <w:sz w:val="24"/>
-          <w:szCs w:val="24"/>
+          <w:sz w:val="23"/>
+          <w:szCs w:val="23"/>
           <w:lang w:val="es-AR"/>
         </w:rPr>
       </w:pPr>
@@ -7555,22 +8124,8 @@
           <w:szCs w:val="24"/>
           <w:lang w:val="es-AR"/>
         </w:rPr>
-        <w:t>WIFI</w:t>
-      </w:r>
-    </w:p>
-    <w:p>
-      <w:pPr>
-        <w:widowControl/>
-        <w:adjustRightInd w:val="0"/>
-        <w:ind w:left="720"/>
-        <w:jc w:val="both"/>
-        <w:rPr>
-          <w:rFonts w:ascii="TimesNewRoman" w:eastAsiaTheme="minorHAnsi" w:hAnsi="TimesNewRoman" w:cs="TimesNewRoman"/>
-          <w:color w:val="000000"/>
-          <w:sz w:val="24"/>
-          <w:szCs w:val="24"/>
-        </w:rPr>
-      </w:pPr>
+        <w:t>VPN</w:t>
+      </w:r>
     </w:p>
     <w:p>
       <w:pPr>
@@ -7580,89 +8135,12 @@
         <w:jc w:val="both"/>
         <w:rPr>
           <w:rFonts w:ascii="TimesNewRoman" w:eastAsiaTheme="minorHAnsi" w:hAnsi="TimesNewRoman" w:cs="TimesNewRoman"/>
-          <w:color w:val="000000"/>
-          <w:sz w:val="24"/>
-          <w:szCs w:val="24"/>
-        </w:rPr>
-      </w:pPr>
-      <w:r>
-        <w:rPr>
-          <w:rFonts w:ascii="TimesNewRoman" w:eastAsiaTheme="minorHAnsi" w:hAnsi="TimesNewRoman" w:cs="TimesNewRoman"/>
-          <w:color w:val="000000"/>
-          <w:sz w:val="24"/>
-          <w:szCs w:val="24"/>
-        </w:rPr>
-        <w:tab/>
-      </w:r>
-      <w:r>
-        <w:rPr>
-          <w:rFonts w:ascii="TimesNewRoman" w:eastAsiaTheme="minorHAnsi" w:hAnsi="TimesNewRoman" w:cs="TimesNewRoman"/>
-          <w:color w:val="000000"/>
-          <w:sz w:val="24"/>
-          <w:szCs w:val="24"/>
-        </w:rPr>
-        <w:t xml:space="preserve">El </w:t>
-      </w:r>
-      <w:proofErr w:type="spellStart"/>
-      <w:r>
-        <w:rPr>
-          <w:rFonts w:ascii="TimesNewRoman" w:eastAsiaTheme="minorHAnsi" w:hAnsi="TimesNewRoman" w:cs="TimesNewRoman"/>
-          <w:color w:val="000000"/>
-          <w:sz w:val="24"/>
-          <w:szCs w:val="24"/>
-        </w:rPr>
-        <w:t>Wi</w:t>
-      </w:r>
-      <w:proofErr w:type="spellEnd"/>
-      <w:r>
-        <w:rPr>
-          <w:rFonts w:ascii="TimesNewRoman" w:eastAsiaTheme="minorHAnsi" w:hAnsi="TimesNewRoman" w:cs="TimesNewRoman"/>
-          <w:color w:val="000000"/>
-          <w:sz w:val="24"/>
-          <w:szCs w:val="24"/>
-        </w:rPr>
-        <w:t xml:space="preserve">-Fi es una tecnología inalámbrica que permite interconectar dispositivos electrónicos, como computadoras, teléfonos, consolas o televisores, y darles acceso a Internet a través de un punto de acceso. Es una marca registrada de la </w:t>
-      </w:r>
-      <w:proofErr w:type="spellStart"/>
-      <w:r>
-        <w:rPr>
-          <w:rFonts w:ascii="TimesNewRoman" w:eastAsiaTheme="minorHAnsi" w:hAnsi="TimesNewRoman" w:cs="TimesNewRoman"/>
-          <w:color w:val="000000"/>
-          <w:sz w:val="24"/>
-          <w:szCs w:val="24"/>
-        </w:rPr>
-        <w:t>Wi</w:t>
-      </w:r>
-      <w:proofErr w:type="spellEnd"/>
-      <w:r>
-        <w:rPr>
-          <w:rFonts w:ascii="TimesNewRoman" w:eastAsiaTheme="minorHAnsi" w:hAnsi="TimesNewRoman" w:cs="TimesNewRoman"/>
-          <w:color w:val="000000"/>
-          <w:sz w:val="24"/>
-          <w:szCs w:val="24"/>
-        </w:rPr>
-        <w:t xml:space="preserve">-Fi Alliance, que certifica los dispositivos que cumplen con los estándares de redes inalámbricas IEEE 802.11. Los primeros estándares ampliamente usados fueron 802.11b, g y n, que operan en la banda de 2,4 GHz con velocidades de hasta 11, 54 y 300 Mbit/s, respectivamente. Sin embargo, esta banda también es utilizada por otras tecnologías como Bluetooth o microondas, lo que puede generar interferencias. Para reducir este problema se desarrollaron mejoras en Bluetooth y, más adelante, surgió el estándar 802.11ac o </w:t>
-      </w:r>
-      <w:proofErr w:type="spellStart"/>
-      <w:r>
-        <w:rPr>
-          <w:rFonts w:ascii="TimesNewRoman" w:eastAsiaTheme="minorHAnsi" w:hAnsi="TimesNewRoman" w:cs="TimesNewRoman"/>
-          <w:color w:val="000000"/>
-          <w:sz w:val="24"/>
-          <w:szCs w:val="24"/>
-        </w:rPr>
-        <w:t>Wi</w:t>
-      </w:r>
-      <w:proofErr w:type="spellEnd"/>
-      <w:r>
-        <w:rPr>
-          <w:rFonts w:ascii="TimesNewRoman" w:eastAsiaTheme="minorHAnsi" w:hAnsi="TimesNewRoman" w:cs="TimesNewRoman"/>
-          <w:color w:val="000000"/>
-          <w:sz w:val="24"/>
-          <w:szCs w:val="24"/>
-        </w:rPr>
-        <w:t>-Fi 5, que utiliza la banda de 5 GHz, menos congestionada y con menos interferencias, ofreciendo mayor velocidad y estabilidad. La desventaja es que, al trabajar en una frecuencia más alta, el alcance de la señal es un poco menor que en la banda de 2,4 GHz.</w:t>
-      </w:r>
+          <w:color w:val="548DD4" w:themeColor="text2" w:themeTint="99"/>
+          <w:sz w:val="24"/>
+          <w:szCs w:val="24"/>
+          <w:lang w:val="es-AR"/>
+        </w:rPr>
+      </w:pPr>
     </w:p>
     <w:p>
       <w:pPr>
@@ -7672,463 +8150,6 @@
         <w:jc w:val="both"/>
         <w:rPr>
           <w:rFonts w:ascii="TimesNewRoman" w:eastAsiaTheme="minorHAnsi" w:hAnsi="TimesNewRoman" w:cs="TimesNewRoman"/>
-          <w:color w:val="000000"/>
-          <w:sz w:val="24"/>
-          <w:szCs w:val="24"/>
-        </w:rPr>
-      </w:pPr>
-    </w:p>
-    <w:p>
-      <w:pPr>
-        <w:widowControl/>
-        <w:adjustRightInd w:val="0"/>
-        <w:ind w:left="1440"/>
-        <w:jc w:val="both"/>
-        <w:rPr>
-          <w:rFonts w:ascii="TimesNewRoman" w:eastAsiaTheme="minorHAnsi" w:hAnsi="TimesNewRoman" w:cs="TimesNewRoman"/>
-          <w:color w:val="548DD4" w:themeColor="text2" w:themeTint="99"/>
-          <w:sz w:val="24"/>
-          <w:szCs w:val="24"/>
-        </w:rPr>
-      </w:pPr>
-      <w:r>
-        <w:rPr>
-          <w:rFonts w:ascii="TimesNewRoman" w:eastAsiaTheme="minorHAnsi" w:hAnsi="TimesNewRoman" w:cs="TimesNewRoman"/>
-          <w:color w:val="548DD4" w:themeColor="text2" w:themeTint="99"/>
-          <w:sz w:val="24"/>
-          <w:szCs w:val="24"/>
-        </w:rPr>
-        <w:t>WIMAX</w:t>
-      </w:r>
-    </w:p>
-    <w:p>
-      <w:pPr>
-        <w:widowControl/>
-        <w:adjustRightInd w:val="0"/>
-        <w:ind w:left="1440"/>
-        <w:jc w:val="both"/>
-        <w:rPr>
-          <w:rFonts w:ascii="TimesNewRoman" w:eastAsiaTheme="minorHAnsi" w:hAnsi="TimesNewRoman" w:cs="TimesNewRoman"/>
-          <w:color w:val="548DD4" w:themeColor="text2" w:themeTint="99"/>
-          <w:sz w:val="24"/>
-          <w:szCs w:val="24"/>
-        </w:rPr>
-      </w:pPr>
-    </w:p>
-    <w:p>
-      <w:pPr>
-        <w:widowControl/>
-        <w:adjustRightInd w:val="0"/>
-        <w:ind w:left="1440"/>
-        <w:jc w:val="both"/>
-        <w:rPr>
-          <w:rFonts w:ascii="TimesNewRoman" w:eastAsiaTheme="minorHAnsi" w:hAnsi="TimesNewRoman" w:cs="TimesNewRoman"/>
-          <w:sz w:val="24"/>
-          <w:szCs w:val="24"/>
-        </w:rPr>
-      </w:pPr>
-      <w:r>
-        <w:rPr>
-          <w:rFonts w:ascii="TimesNewRoman" w:eastAsiaTheme="minorHAnsi" w:hAnsi="TimesNewRoman" w:cs="TimesNewRoman"/>
-          <w:sz w:val="24"/>
-          <w:szCs w:val="24"/>
-        </w:rPr>
-        <w:t>WiMAX (</w:t>
-      </w:r>
-      <w:proofErr w:type="spellStart"/>
-      <w:r>
-        <w:rPr>
-          <w:rFonts w:ascii="TimesNewRoman" w:eastAsiaTheme="minorHAnsi" w:hAnsi="TimesNewRoman" w:cs="TimesNewRoman"/>
-          <w:sz w:val="24"/>
-          <w:szCs w:val="24"/>
-        </w:rPr>
-        <w:t>Worldwide</w:t>
-      </w:r>
-      <w:proofErr w:type="spellEnd"/>
-      <w:r>
-        <w:rPr>
-          <w:rFonts w:ascii="TimesNewRoman" w:eastAsiaTheme="minorHAnsi" w:hAnsi="TimesNewRoman" w:cs="TimesNewRoman"/>
-          <w:sz w:val="24"/>
-          <w:szCs w:val="24"/>
-        </w:rPr>
-        <w:t xml:space="preserve"> </w:t>
-      </w:r>
-      <w:proofErr w:type="spellStart"/>
-      <w:r>
-        <w:rPr>
-          <w:rFonts w:ascii="TimesNewRoman" w:eastAsiaTheme="minorHAnsi" w:hAnsi="TimesNewRoman" w:cs="TimesNewRoman"/>
-          <w:sz w:val="24"/>
-          <w:szCs w:val="24"/>
-        </w:rPr>
-        <w:t>Interoperability</w:t>
-      </w:r>
-      <w:proofErr w:type="spellEnd"/>
-      <w:r>
-        <w:rPr>
-          <w:rFonts w:ascii="TimesNewRoman" w:eastAsiaTheme="minorHAnsi" w:hAnsi="TimesNewRoman" w:cs="TimesNewRoman"/>
-          <w:sz w:val="24"/>
-          <w:szCs w:val="24"/>
-        </w:rPr>
-        <w:t xml:space="preserve"> </w:t>
-      </w:r>
-      <w:proofErr w:type="spellStart"/>
-      <w:r>
-        <w:rPr>
-          <w:rFonts w:ascii="TimesNewRoman" w:eastAsiaTheme="minorHAnsi" w:hAnsi="TimesNewRoman" w:cs="TimesNewRoman"/>
-          <w:sz w:val="24"/>
-          <w:szCs w:val="24"/>
-        </w:rPr>
-        <w:t>for</w:t>
-      </w:r>
-      <w:proofErr w:type="spellEnd"/>
-      <w:r>
-        <w:rPr>
-          <w:rFonts w:ascii="TimesNewRoman" w:eastAsiaTheme="minorHAnsi" w:hAnsi="TimesNewRoman" w:cs="TimesNewRoman"/>
-          <w:sz w:val="24"/>
-          <w:szCs w:val="24"/>
-        </w:rPr>
-        <w:t xml:space="preserve"> </w:t>
-      </w:r>
-      <w:proofErr w:type="spellStart"/>
-      <w:r>
-        <w:rPr>
-          <w:rFonts w:ascii="TimesNewRoman" w:eastAsiaTheme="minorHAnsi" w:hAnsi="TimesNewRoman" w:cs="TimesNewRoman"/>
-          <w:sz w:val="24"/>
-          <w:szCs w:val="24"/>
-        </w:rPr>
-        <w:t>Microwave</w:t>
-      </w:r>
-      <w:proofErr w:type="spellEnd"/>
-      <w:r>
-        <w:rPr>
-          <w:rFonts w:ascii="TimesNewRoman" w:eastAsiaTheme="minorHAnsi" w:hAnsi="TimesNewRoman" w:cs="TimesNewRoman"/>
-          <w:sz w:val="24"/>
-          <w:szCs w:val="24"/>
-        </w:rPr>
-        <w:t xml:space="preserve"> Access) es una tecnología inalámbrica definida en el estándar IEEE 802.16 que permite ofrecer banda ancha de alta velocidad en áreas mucho más grandes que el </w:t>
-      </w:r>
-      <w:proofErr w:type="spellStart"/>
-      <w:r>
-        <w:rPr>
-          <w:rFonts w:ascii="TimesNewRoman" w:eastAsiaTheme="minorHAnsi" w:hAnsi="TimesNewRoman" w:cs="TimesNewRoman"/>
-          <w:sz w:val="24"/>
-          <w:szCs w:val="24"/>
-        </w:rPr>
-        <w:t>Wi</w:t>
-      </w:r>
-      <w:proofErr w:type="spellEnd"/>
-      <w:r>
-        <w:rPr>
-          <w:rFonts w:ascii="TimesNewRoman" w:eastAsiaTheme="minorHAnsi" w:hAnsi="TimesNewRoman" w:cs="TimesNewRoman"/>
-          <w:sz w:val="24"/>
-          <w:szCs w:val="24"/>
-        </w:rPr>
-        <w:t xml:space="preserve">-Fi. Funciona de manera parecida a una red de telefonía celular: utiliza torres de transmisión que pueden cubrir distancias de hasta 48 km, lo que permite conectar a muchos usuarios de manera simultánea. Para acceder al servicio, los suscriptores necesitan un receptor WiMAX y una clave de cifrado especial proporcionada por su proveedor de Internet. Comparado con </w:t>
-      </w:r>
-      <w:proofErr w:type="spellStart"/>
-      <w:r>
-        <w:rPr>
-          <w:rFonts w:ascii="TimesNewRoman" w:eastAsiaTheme="minorHAnsi" w:hAnsi="TimesNewRoman" w:cs="TimesNewRoman"/>
-          <w:sz w:val="24"/>
-          <w:szCs w:val="24"/>
-        </w:rPr>
-        <w:t>Wi</w:t>
-      </w:r>
-      <w:proofErr w:type="spellEnd"/>
-      <w:r>
-        <w:rPr>
-          <w:rFonts w:ascii="TimesNewRoman" w:eastAsiaTheme="minorHAnsi" w:hAnsi="TimesNewRoman" w:cs="TimesNewRoman"/>
-          <w:sz w:val="24"/>
-          <w:szCs w:val="24"/>
-        </w:rPr>
-        <w:t>-Fi, WiMAX ofrece mayor velocidad, más alcance y capacidad para conectar más usuarios, siendo una alternativa a las conexiones por cable en zonas donde no hay infraestructura terrestre.</w:t>
-      </w:r>
-    </w:p>
-    <w:p>
-      <w:pPr>
-        <w:widowControl/>
-        <w:adjustRightInd w:val="0"/>
-        <w:ind w:left="1440"/>
-        <w:jc w:val="both"/>
-        <w:rPr>
-          <w:rFonts w:ascii="TimesNewRoman" w:eastAsiaTheme="minorHAnsi" w:hAnsi="TimesNewRoman" w:cs="TimesNewRoman"/>
-          <w:sz w:val="24"/>
-          <w:szCs w:val="24"/>
-        </w:rPr>
-      </w:pPr>
-    </w:p>
-    <w:p>
-      <w:pPr>
-        <w:widowControl/>
-        <w:adjustRightInd w:val="0"/>
-        <w:ind w:left="720" w:firstLine="720"/>
-        <w:rPr>
-          <w:rFonts w:ascii="TimesNewRoman" w:eastAsiaTheme="minorHAnsi" w:hAnsi="TimesNewRoman" w:cs="TimesNewRoman"/>
-          <w:color w:val="2E74B6"/>
-          <w:sz w:val="24"/>
-          <w:szCs w:val="24"/>
-          <w:lang w:val="es-AR"/>
-        </w:rPr>
-      </w:pPr>
-      <w:r>
-        <w:rPr>
-          <w:rFonts w:ascii="TimesNewRoman" w:eastAsiaTheme="minorHAnsi" w:hAnsi="TimesNewRoman" w:cs="TimesNewRoman"/>
-          <w:color w:val="2E74B6"/>
-          <w:sz w:val="24"/>
-          <w:szCs w:val="24"/>
-          <w:lang w:val="es-AR"/>
-        </w:rPr>
-        <w:t>Datos Móviles 3G/4G</w:t>
-      </w:r>
-    </w:p>
-    <w:p>
-      <w:pPr>
-        <w:widowControl/>
-        <w:adjustRightInd w:val="0"/>
-        <w:ind w:left="2160" w:firstLine="720"/>
-        <w:jc w:val="both"/>
-        <w:rPr>
-          <w:rFonts w:ascii="TimesNewRoman" w:eastAsiaTheme="minorHAnsi" w:hAnsi="TimesNewRoman" w:cs="TimesNewRoman"/>
-          <w:color w:val="2E74B6"/>
-          <w:sz w:val="24"/>
-          <w:szCs w:val="24"/>
-          <w:lang w:val="es-AR"/>
-        </w:rPr>
-      </w:pPr>
-    </w:p>
-    <w:p>
-      <w:pPr>
-        <w:widowControl/>
-        <w:adjustRightInd w:val="0"/>
-        <w:ind w:left="1440"/>
-        <w:jc w:val="both"/>
-        <w:rPr>
-          <w:rFonts w:ascii="TimesNewRoman" w:eastAsiaTheme="minorHAnsi" w:hAnsi="TimesNewRoman" w:cs="TimesNewRoman"/>
-          <w:color w:val="000000"/>
-          <w:sz w:val="24"/>
-          <w:szCs w:val="24"/>
-          <w:lang w:val="es-AR"/>
-        </w:rPr>
-      </w:pPr>
-      <w:r>
-        <w:rPr>
-          <w:rFonts w:ascii="TimesNewRoman" w:eastAsiaTheme="minorHAnsi" w:hAnsi="TimesNewRoman" w:cs="TimesNewRoman"/>
-          <w:color w:val="000000"/>
-          <w:sz w:val="24"/>
-          <w:szCs w:val="24"/>
-          <w:lang w:val="es-AR"/>
-        </w:rPr>
-        <w:t>Cada vez más, el servicio celular es otra tecnología WAN inalámbrica que</w:t>
-      </w:r>
-      <w:r>
-        <w:rPr>
-          <w:rFonts w:ascii="TimesNewRoman" w:eastAsiaTheme="minorHAnsi" w:hAnsi="TimesNewRoman" w:cs="TimesNewRoman"/>
-          <w:color w:val="000000"/>
-          <w:sz w:val="24"/>
-          <w:szCs w:val="24"/>
-          <w:lang w:val="es-AR"/>
-        </w:rPr>
-        <w:t xml:space="preserve"> </w:t>
-      </w:r>
-      <w:r>
-        <w:rPr>
-          <w:rFonts w:ascii="TimesNewRoman" w:eastAsiaTheme="minorHAnsi" w:hAnsi="TimesNewRoman" w:cs="TimesNewRoman"/>
-          <w:color w:val="000000"/>
-          <w:sz w:val="24"/>
-          <w:szCs w:val="24"/>
-          <w:lang w:val="es-AR"/>
-        </w:rPr>
-        <w:t>se usa para conectar usuarios y ubicaciones remotas donde no hay otra tecnología de</w:t>
-      </w:r>
-      <w:r>
-        <w:rPr>
-          <w:rFonts w:ascii="TimesNewRoman" w:eastAsiaTheme="minorHAnsi" w:hAnsi="TimesNewRoman" w:cs="TimesNewRoman"/>
-          <w:color w:val="000000"/>
-          <w:sz w:val="24"/>
-          <w:szCs w:val="24"/>
-          <w:lang w:val="es-AR"/>
-        </w:rPr>
-        <w:t xml:space="preserve"> </w:t>
-      </w:r>
-      <w:r>
-        <w:rPr>
-          <w:rFonts w:ascii="TimesNewRoman" w:eastAsiaTheme="minorHAnsi" w:hAnsi="TimesNewRoman" w:cs="TimesNewRoman"/>
-          <w:color w:val="000000"/>
-          <w:sz w:val="24"/>
-          <w:szCs w:val="24"/>
-          <w:lang w:val="es-AR"/>
-        </w:rPr>
-        <w:t>acceso WAN disponible</w:t>
-      </w:r>
-      <w:r>
-        <w:rPr>
-          <w:rFonts w:ascii="TimesNewRoman" w:eastAsiaTheme="minorHAnsi" w:hAnsi="TimesNewRoman" w:cs="TimesNewRoman"/>
-          <w:color w:val="000000"/>
-          <w:sz w:val="24"/>
-          <w:szCs w:val="24"/>
-          <w:lang w:val="es-AR"/>
-        </w:rPr>
-        <w:t>.</w:t>
-      </w:r>
-    </w:p>
-    <w:p>
-      <w:pPr>
-        <w:widowControl/>
-        <w:adjustRightInd w:val="0"/>
-        <w:ind w:left="1440"/>
-        <w:jc w:val="both"/>
-        <w:rPr>
-          <w:rFonts w:ascii="TimesNewRoman" w:eastAsiaTheme="minorHAnsi" w:hAnsi="TimesNewRoman" w:cs="TimesNewRoman"/>
-          <w:color w:val="000000"/>
-          <w:sz w:val="23"/>
-          <w:szCs w:val="23"/>
-          <w:lang w:val="es-AR"/>
-        </w:rPr>
-      </w:pPr>
-      <w:r>
-        <w:rPr>
-          <w:rFonts w:ascii="TimesNewRoman" w:eastAsiaTheme="minorHAnsi" w:hAnsi="TimesNewRoman" w:cs="TimesNewRoman"/>
-          <w:color w:val="000000"/>
-          <w:sz w:val="24"/>
-          <w:szCs w:val="24"/>
-          <w:lang w:val="es-AR"/>
-        </w:rPr>
-        <w:t>Estos dispositivos usan ondas de radio para comunicarse por medio de una</w:t>
-      </w:r>
-      <w:r>
-        <w:rPr>
-          <w:rFonts w:ascii="TimesNewRoman" w:eastAsiaTheme="minorHAnsi" w:hAnsi="TimesNewRoman" w:cs="TimesNewRoman"/>
-          <w:color w:val="000000"/>
-          <w:sz w:val="24"/>
-          <w:szCs w:val="24"/>
-          <w:lang w:val="es-AR"/>
-        </w:rPr>
-        <w:t xml:space="preserve"> </w:t>
-      </w:r>
-      <w:r>
-        <w:rPr>
-          <w:rFonts w:ascii="TimesNewRoman" w:eastAsiaTheme="minorHAnsi" w:hAnsi="TimesNewRoman" w:cs="TimesNewRoman"/>
-          <w:color w:val="000000"/>
-          <w:sz w:val="24"/>
-          <w:szCs w:val="24"/>
-          <w:lang w:val="es-AR"/>
-        </w:rPr>
-        <w:t>torre de telefonía móvil. El dispositivo tiene una pequeña antena de radio, y el proveedor</w:t>
-      </w:r>
-      <w:r>
-        <w:rPr>
-          <w:rFonts w:ascii="TimesNewRoman" w:eastAsiaTheme="minorHAnsi" w:hAnsi="TimesNewRoman" w:cs="TimesNewRoman"/>
-          <w:color w:val="000000"/>
-          <w:sz w:val="24"/>
-          <w:szCs w:val="24"/>
-          <w:lang w:val="es-AR"/>
-        </w:rPr>
-        <w:t xml:space="preserve"> </w:t>
-      </w:r>
-      <w:r>
-        <w:rPr>
-          <w:rFonts w:ascii="TimesNewRoman" w:eastAsiaTheme="minorHAnsi" w:hAnsi="TimesNewRoman" w:cs="TimesNewRoman"/>
-          <w:color w:val="000000"/>
-          <w:sz w:val="24"/>
-          <w:szCs w:val="24"/>
-          <w:lang w:val="es-AR"/>
-        </w:rPr>
-        <w:t>tiene una antena mucho más grande que se ubica en la parte superior de una torre en algún</w:t>
-      </w:r>
-      <w:r>
-        <w:rPr>
-          <w:rFonts w:ascii="TimesNewRoman" w:eastAsiaTheme="minorHAnsi" w:hAnsi="TimesNewRoman" w:cs="TimesNewRoman"/>
-          <w:color w:val="000000"/>
-          <w:sz w:val="24"/>
-          <w:szCs w:val="24"/>
-          <w:lang w:val="es-AR"/>
-        </w:rPr>
-        <w:t xml:space="preserve"> </w:t>
-      </w:r>
-      <w:r>
-        <w:rPr>
-          <w:rFonts w:ascii="TimesNewRoman" w:eastAsiaTheme="minorHAnsi" w:hAnsi="TimesNewRoman" w:cs="TimesNewRoman"/>
-          <w:color w:val="000000"/>
-          <w:sz w:val="24"/>
-          <w:szCs w:val="24"/>
-          <w:lang w:val="es-AR"/>
-        </w:rPr>
-        <w:t>lugar a una distancia determinada del teléfono</w:t>
-      </w:r>
-      <w:r>
-        <w:rPr>
-          <w:rFonts w:ascii="TimesNewRoman" w:eastAsiaTheme="minorHAnsi" w:hAnsi="TimesNewRoman" w:cs="TimesNewRoman"/>
-          <w:color w:val="000000"/>
-          <w:sz w:val="23"/>
-          <w:szCs w:val="23"/>
-          <w:lang w:val="es-AR"/>
-        </w:rPr>
-        <w:t>.</w:t>
-      </w:r>
-    </w:p>
-    <w:p>
-      <w:pPr>
-        <w:widowControl/>
-        <w:adjustRightInd w:val="0"/>
-        <w:ind w:left="1440"/>
-        <w:jc w:val="both"/>
-        <w:rPr>
-          <w:rFonts w:ascii="TimesNewRoman" w:eastAsiaTheme="minorHAnsi" w:hAnsi="TimesNewRoman" w:cs="TimesNewRoman"/>
-          <w:color w:val="000000"/>
-          <w:sz w:val="23"/>
-          <w:szCs w:val="23"/>
-          <w:lang w:val="es-AR"/>
-        </w:rPr>
-      </w:pPr>
-    </w:p>
-    <w:p>
-      <w:pPr>
-        <w:widowControl/>
-        <w:adjustRightInd w:val="0"/>
-        <w:ind w:left="1440"/>
-        <w:jc w:val="both"/>
-        <w:rPr>
-          <w:rFonts w:ascii="TimesNewRoman" w:eastAsiaTheme="minorHAnsi" w:hAnsi="TimesNewRoman" w:cs="TimesNewRoman"/>
-          <w:color w:val="548DD4" w:themeColor="text2" w:themeTint="99"/>
-          <w:sz w:val="24"/>
-          <w:szCs w:val="24"/>
-          <w:lang w:val="es-AR"/>
-        </w:rPr>
-      </w:pPr>
-      <w:r>
-        <w:rPr>
-          <w:rFonts w:ascii="TimesNewRoman" w:eastAsiaTheme="minorHAnsi" w:hAnsi="TimesNewRoman" w:cs="TimesNewRoman"/>
-          <w:color w:val="548DD4" w:themeColor="text2" w:themeTint="99"/>
-          <w:sz w:val="24"/>
-          <w:szCs w:val="24"/>
-          <w:lang w:val="es-AR"/>
-        </w:rPr>
-        <w:t>VPN</w:t>
-      </w:r>
-    </w:p>
-    <w:p>
-      <w:pPr>
-        <w:widowControl/>
-        <w:adjustRightInd w:val="0"/>
-        <w:ind w:left="1440"/>
-        <w:jc w:val="both"/>
-        <w:rPr>
-          <w:rFonts w:ascii="TimesNewRoman" w:eastAsiaTheme="minorHAnsi" w:hAnsi="TimesNewRoman" w:cs="TimesNewRoman"/>
-          <w:color w:val="548DD4" w:themeColor="text2" w:themeTint="99"/>
-          <w:sz w:val="24"/>
-          <w:szCs w:val="24"/>
-          <w:lang w:val="es-AR"/>
-        </w:rPr>
-      </w:pPr>
-    </w:p>
-    <w:p>
-      <w:pPr>
-        <w:widowControl/>
-        <w:adjustRightInd w:val="0"/>
-        <w:ind w:left="1440"/>
-        <w:jc w:val="both"/>
-        <w:rPr>
-          <w:rFonts w:ascii="TimesNewRoman" w:eastAsiaTheme="minorHAnsi" w:hAnsi="TimesNewRoman" w:cs="TimesNewRoman"/>
           <w:color w:val="000000" w:themeColor="text1"/>
           <w:sz w:val="24"/>
           <w:szCs w:val="24"/>
@@ -8209,18 +8230,7 @@
           <w:szCs w:val="24"/>
           <w:lang w:val="es-AR"/>
         </w:rPr>
-        <w:t xml:space="preserve"> o firewalls), y la VPN de acceso remoto, que permite a usuarios individuales, como empleados móviles o en teletrabajo, conectarse a la red corporativa mediante </w:t>
-      </w:r>
-      <w:r>
-        <w:rPr>
-          <w:rFonts w:ascii="TimesNewRoman" w:eastAsiaTheme="minorHAnsi" w:hAnsi="TimesNewRoman" w:cs="TimesNewRoman"/>
-          <w:color w:val="000000" w:themeColor="text1"/>
-          <w:sz w:val="24"/>
-          <w:szCs w:val="24"/>
-          <w:lang w:val="es-AR"/>
-        </w:rPr>
-        <w:lastRenderedPageBreak/>
-        <w:t>un software cliente o una aplicación web. De esta manera, las VPN brindan seguridad, privacidad y ahorro de costos al aprovechar Internet como medio de transporte de datos.</w:t>
+        <w:t xml:space="preserve"> o firewalls), y la VPN de acceso remoto, que permite a usuarios individuales, como empleados móviles o en teletrabajo, conectarse a la red corporativa mediante un software cliente o una aplicación web. De esta manera, las VPN brindan seguridad, privacidad y ahorro de costos al aprovechar Internet como medio de transporte de datos.</w:t>
       </w:r>
     </w:p>
     <w:sectPr>
@@ -9599,6 +9609,17 @@
     <w:basedOn w:val="Fuentedeprrafopredeter"/>
     <w:rsid w:val="0064786E"/>
   </w:style>
+  <w:style w:type="character" w:styleId="Textoennegrita">
+    <w:name w:val="Strong"/>
+    <w:basedOn w:val="Fuentedeprrafopredeter"/>
+    <w:uiPriority w:val="22"/>
+    <w:qFormat/>
+    <w:rsid w:val="00D61E08"/>
+    <w:rPr>
+      <w:b/>
+      <w:bCs/>
+    </w:rPr>
+  </w:style>
 </w:styles>
 </file>
 
